--- a/svoyo-delo/대본/5부/11화_Doyun_v_Moskve.docx
+++ b/svoyo-delo/대본/5부/11화_Doyun_v_Moskve.docx
@@ -601,7 +601,7 @@
         <w:t xml:space="preserve"> </w:t>
       </w:r>
       <w:r>
-        <w:t xml:space="preserve">- 규칙: 지문 없음. 전 화 100% 「화자명: 대사」. 1턴 18단어 이내 + 긴 턴 10~15회(30~55단어). 문법 초점(B2+): 서수 열거(Второе. Третье. Четвёртое), 조건(Если вы не можете… Седжин может…), 시간 연쇄(Через год… Через два… Через три…), 대조(Вы везли цифру. А увезёте причину).</w:t>
+        <w:t xml:space="preserve">- 규칙: 지문 없음. 전 화 100% 「화자명: 대사」. 1턴 24단어 이내 + 긴 턴 10~15회(35~60단어). 문법 초점(B2+): 서수 열거(Второе. Третье. Четвёртое), 조건(Если вы не можете… Седжин может…), 시간 연쇄(Через год… Через два… Через три…), 대조(Вы везли цифру. А увезёте причину).</w:t>
       </w:r>
       <w:r>
         <w:t xml:space="preserve"> </w:t>
@@ -1256,119 +1256,119 @@
         <w:pStyle w:val="FirstParagraph"/>
       </w:pPr>
       <w:r>
-        <w:t xml:space="preserve">ALEKSEY: Доюн! Сюда! Наконец-то. Два года я тебя видел только в телефоне.</w:t>
-      </w:r>
-    </w:p>
-    <w:p>
-      <w:pPr>
-        <w:pStyle w:val="BodyText"/>
-      </w:pPr>
-      <w:r>
-        <w:t xml:space="preserve">DOYUN: Лёша! Ты похудел. Нет, подожди. Ты поправился. Бабушка тебя кормит?</w:t>
-      </w:r>
-    </w:p>
-    <w:p>
-      <w:pPr>
-        <w:pStyle w:val="BodyText"/>
-      </w:pPr>
-      <w:r>
-        <w:t xml:space="preserve">ALEKSEY: Первое воскресенье месяца. Пироги. Давление сто тридцать.</w:t>
-      </w:r>
-    </w:p>
-    <w:p>
-      <w:pPr>
-        <w:pStyle w:val="BodyText"/>
-      </w:pPr>
-      <w:r>
-        <w:t xml:space="preserve">DOYUN: Сто тридцать. Президент обрадуется. Лёша, знакомься. Господин Чхве Джунхо. Новый вице-президент по продажам.</w:t>
-      </w:r>
-    </w:p>
-    <w:p>
-      <w:pPr>
-        <w:pStyle w:val="BodyText"/>
-      </w:pPr>
-      <w:r>
-        <w:t xml:space="preserve">CHOI: Здравствуйте. Чхве. Я говорю по-русски. Немного. Три года работал в Алматы. Самсунг.</w:t>
-      </w:r>
-    </w:p>
-    <w:p>
-      <w:pPr>
-        <w:pStyle w:val="BodyText"/>
-      </w:pPr>
-      <w:r>
-        <w:t xml:space="preserve">ALEKSEY: Добро пожаловать в Москву, господин Чхве. Вы говорите хорошо.</w:t>
-      </w:r>
-    </w:p>
-    <w:p>
-      <w:pPr>
-        <w:pStyle w:val="BodyText"/>
-      </w:pPr>
-      <w:r>
-        <w:t xml:space="preserve">CHOI: Я говорю прямо. По-русски так проще. Без вежливых слов. Они у меня кончились в Алматы.</w:t>
-      </w:r>
-    </w:p>
-    <w:p>
-      <w:pPr>
-        <w:pStyle w:val="BodyText"/>
-      </w:pPr>
-      <w:r>
-        <w:t xml:space="preserve">KIRILL: Машина ждёт. Я отвезу вас в офис. Или в гостиницу сначала?</w:t>
-      </w:r>
-    </w:p>
-    <w:p>
-      <w:pPr>
-        <w:pStyle w:val="BodyText"/>
-      </w:pPr>
-      <w:r>
-        <w:t xml:space="preserve">CHOI: Офис. Сразу. Время — деньги. Это я тоже выучил по-русски.</w:t>
-      </w:r>
-    </w:p>
-    <w:p>
-      <w:pPr>
-        <w:pStyle w:val="BodyText"/>
-      </w:pPr>
-      <w:r>
-        <w:t xml:space="preserve">DOYUN: Он всегда так. С самолёта — в бой. В Вонджу его зовут «Танк».</w:t>
-      </w:r>
-    </w:p>
-    <w:p>
-      <w:pPr>
-        <w:pStyle w:val="BodyText"/>
-      </w:pPr>
-      <w:r>
-        <w:t xml:space="preserve">CHOI: Доюн, это не нужно переводить. Даже на русский.</w:t>
-      </w:r>
-    </w:p>
-    <w:p>
-      <w:pPr>
-        <w:pStyle w:val="BodyText"/>
-      </w:pPr>
-      <w:r>
-        <w:t xml:space="preserve">ALEKSEY: Хорошо. Офис. Кирилл, едем. Господин Чхве, у нас над дверью висит картонка. Вы её увидите.</w:t>
-      </w:r>
-    </w:p>
-    <w:p>
-      <w:pPr>
-        <w:pStyle w:val="BodyText"/>
-      </w:pPr>
-      <w:r>
-        <w:t xml:space="preserve">CHOI: Я знаю. «Не навреди». Президент рассказывал. Сорок минут. Я засёк время.</w:t>
-      </w:r>
-    </w:p>
-    <w:p>
-      <w:pPr>
-        <w:pStyle w:val="BodyText"/>
-      </w:pPr>
-      <w:r>
-        <w:t xml:space="preserve">DOYUN: Он засекает время всем. Даже президенту.</w:t>
-      </w:r>
-    </w:p>
-    <w:p>
-      <w:pPr>
-        <w:pStyle w:val="BodyText"/>
-      </w:pPr>
-      <w:r>
-        <w:t xml:space="preserve">CHOI: Особенно президенту. Он говорит медленно. А план — быстрый.</w:t>
+        <w:t xml:space="preserve">ALEKSEY: Доюн, иди сюда! Наконец-то, ведь два года я видел тебя только в телефоне.</w:t>
+      </w:r>
+    </w:p>
+    <w:p>
+      <w:pPr>
+        <w:pStyle w:val="BodyText"/>
+      </w:pPr>
+      <w:r>
+        <w:t xml:space="preserve">DOYUN: Лёша! Ты похудел. Нет, подожди, наоборот, ты поправился. Это бабушка тебя кормит?</w:t>
+      </w:r>
+    </w:p>
+    <w:p>
+      <w:pPr>
+        <w:pStyle w:val="BodyText"/>
+      </w:pPr>
+      <w:r>
+        <w:t xml:space="preserve">ALEKSEY: В первое воскресенье месяца, пирогами. И давление у меня теперь сто тридцать.</w:t>
+      </w:r>
+    </w:p>
+    <w:p>
+      <w:pPr>
+        <w:pStyle w:val="BodyText"/>
+      </w:pPr>
+      <w:r>
+        <w:t xml:space="preserve">DOYUN: Сто тридцать, президент обрадуется. Лёша, знакомься: господин Чхве Джунхо, наш новый вице-президент по продажам.</w:t>
+      </w:r>
+    </w:p>
+    <w:p>
+      <w:pPr>
+        <w:pStyle w:val="BodyText"/>
+      </w:pPr>
+      <w:r>
+        <w:t xml:space="preserve">CHOI: Здравствуйте, я Чхве. Я говорю по-русски немного, потому что три года работал в Алматы, в «Самсунге».</w:t>
+      </w:r>
+    </w:p>
+    <w:p>
+      <w:pPr>
+        <w:pStyle w:val="BodyText"/>
+      </w:pPr>
+      <w:r>
+        <w:t xml:space="preserve">ALEKSEY: Добро пожаловать в Москву, господин Чхве. Вы, по-моему, говорите очень хорошо.</w:t>
+      </w:r>
+    </w:p>
+    <w:p>
+      <w:pPr>
+        <w:pStyle w:val="BodyText"/>
+      </w:pPr>
+      <w:r>
+        <w:t xml:space="preserve">CHOI: Я говорю прямо, потому что по-русски так проще, без вежливых слов. Они у меня кончились ещё в Алматы.</w:t>
+      </w:r>
+    </w:p>
+    <w:p>
+      <w:pPr>
+        <w:pStyle w:val="BodyText"/>
+      </w:pPr>
+      <w:r>
+        <w:t xml:space="preserve">KIRILL: Машина уже ждёт. Я отвезу вас в офис, или вы хотите сначала в гостиницу?</w:t>
+      </w:r>
+    </w:p>
+    <w:p>
+      <w:pPr>
+        <w:pStyle w:val="BodyText"/>
+      </w:pPr>
+      <w:r>
+        <w:t xml:space="preserve">CHOI: В офис, сразу. Время — деньги, это я тоже выучил по-русски.</w:t>
+      </w:r>
+    </w:p>
+    <w:p>
+      <w:pPr>
+        <w:pStyle w:val="BodyText"/>
+      </w:pPr>
+      <w:r>
+        <w:t xml:space="preserve">DOYUN: Он всегда такой: прямо с самолёта в бой. В Вонджу его даже зовут «Танк».</w:t>
+      </w:r>
+    </w:p>
+    <w:p>
+      <w:pPr>
+        <w:pStyle w:val="BodyText"/>
+      </w:pPr>
+      <w:r>
+        <w:t xml:space="preserve">CHOI: Доюн, это не нужно переводить, даже на русский язык.</w:t>
+      </w:r>
+    </w:p>
+    <w:p>
+      <w:pPr>
+        <w:pStyle w:val="BodyText"/>
+      </w:pPr>
+      <w:r>
+        <w:t xml:space="preserve">ALEKSEY: Хорошо, едем в офис. Кирилл, поехали. Господин Чхве, у нас над дверью висит картонка, и вы её сегодня увидите.</w:t>
+      </w:r>
+    </w:p>
+    <w:p>
+      <w:pPr>
+        <w:pStyle w:val="BodyText"/>
+      </w:pPr>
+      <w:r>
+        <w:t xml:space="preserve">CHOI: Я знаю: «Не навреди». Президент рассказывал о ней сорок минут, я засёк время.</w:t>
+      </w:r>
+    </w:p>
+    <w:p>
+      <w:pPr>
+        <w:pStyle w:val="BodyText"/>
+      </w:pPr>
+      <w:r>
+        <w:t xml:space="preserve">DOYUN: Он засекает время всем, даже самому президенту.</w:t>
+      </w:r>
+    </w:p>
+    <w:p>
+      <w:pPr>
+        <w:pStyle w:val="BodyText"/>
+      </w:pPr>
+      <w:r>
+        <w:t xml:space="preserve">CHOI: Особенно президенту, потому что он говорит медленно, а план у нас быстрый.</w:t>
       </w:r>
     </w:p>
     <w:bookmarkEnd w:id="21"/>
@@ -1386,279 +1386,279 @@
         <w:pStyle w:val="FirstParagraph"/>
       </w:pPr>
       <w:r>
-        <w:t xml:space="preserve">IRINA: Господин Чхве, кофе? Чай? С дороги.</w:t>
-      </w:r>
-    </w:p>
-    <w:p>
-      <w:pPr>
-        <w:pStyle w:val="BodyText"/>
-      </w:pPr>
-      <w:r>
-        <w:t xml:space="preserve">CHOI: Потом. Я сразу. План. Седжин хочет Россию в три раза больше. В следующем году. Девяносто тысяч шприцев.</w:t>
-      </w:r>
-    </w:p>
-    <w:p>
-      <w:pPr>
-        <w:pStyle w:val="BodyText"/>
-      </w:pPr>
-      <w:r>
-        <w:t xml:space="preserve">IRINA: Девяносто. Можно увидеть, как вы считали?</w:t>
-      </w:r>
-    </w:p>
-    <w:p>
-      <w:pPr>
-        <w:pStyle w:val="BodyText"/>
-      </w:pPr>
-      <w:r>
-        <w:t xml:space="preserve">CHOI: Можно. Рынок России — миллионы процедур. Наша доля — меньше процента. Три раза — консервативно.</w:t>
-      </w:r>
-    </w:p>
-    <w:p>
-      <w:pPr>
-        <w:pStyle w:val="BodyText"/>
-      </w:pPr>
-      <w:r>
-        <w:t xml:space="preserve">ALEKSEY: Консервативно для рынка. А для нас — нет. У нас каждый врач сдаёт экзамен. Без экзамена мы не продаём.</w:t>
-      </w:r>
-    </w:p>
-    <w:p>
-      <w:pPr>
-        <w:pStyle w:val="BodyText"/>
-      </w:pPr>
-      <w:r>
-        <w:t xml:space="preserve">CHOI: Я знаю. Экзамен — хорошо. Но экзамен — медленно. Сколько врачей сдают в месяц?</w:t>
-      </w:r>
-    </w:p>
-    <w:p>
-      <w:pPr>
-        <w:pStyle w:val="BodyText"/>
-      </w:pPr>
-      <w:r>
-        <w:t xml:space="preserve">IRINA: Сорок. В среднем. Москва, Петербург, Казань, Урал, Сибирь, Дальний Восток. Каждый врач — около двадцати шприцев в месяц.</w:t>
-      </w:r>
-    </w:p>
-    <w:p>
-      <w:pPr>
-        <w:pStyle w:val="BodyText"/>
-      </w:pPr>
-      <w:r>
-        <w:t xml:space="preserve">CHOI: Сорок в месяц. Мало. Нужно сто двадцать.</w:t>
-      </w:r>
-    </w:p>
-    <w:p>
-      <w:pPr>
-        <w:pStyle w:val="BodyText"/>
-      </w:pPr>
-      <w:r>
-        <w:t xml:space="preserve">OLGA: Тогда нужно три Корниловых. У нас одна. И она не размножается.</w:t>
-      </w:r>
-    </w:p>
-    <w:p>
-      <w:pPr>
-        <w:pStyle w:val="BodyText"/>
-      </w:pPr>
-      <w:r>
-        <w:t xml:space="preserve">CHOI: Можно сделать экзамен проще. Видео. Онлайн. Как в Алматы.</w:t>
-      </w:r>
-    </w:p>
-    <w:p>
-      <w:pPr>
-        <w:pStyle w:val="BodyText"/>
-      </w:pPr>
-      <w:r>
-        <w:t xml:space="preserve">ALEKSEY: Видео — нет. Это не наше правило. Это правило Корниловой. И теперь — наше. После Гусева мы его не меняем.</w:t>
-      </w:r>
-    </w:p>
-    <w:p>
-      <w:pPr>
-        <w:pStyle w:val="BodyText"/>
-      </w:pPr>
-      <w:r>
-        <w:t xml:space="preserve">CHOI: Кто такой Гусев?</w:t>
-      </w:r>
-    </w:p>
-    <w:p>
-      <w:pPr>
-        <w:pStyle w:val="BodyText"/>
-      </w:pPr>
-      <w:r>
-        <w:t xml:space="preserve">DIMA: Врач в Новосибирске. Сдал экзамен. Продавал наш гель мастерам. Тридцать шесть шприцев. Мы его нашли по кодам.</w:t>
-      </w:r>
-    </w:p>
-    <w:p>
-      <w:pPr>
-        <w:pStyle w:val="BodyText"/>
-      </w:pPr>
-      <w:r>
-        <w:t xml:space="preserve">CHOI: Один плохой врач. На тысячу хороших. Это статистика, не правило.</w:t>
-      </w:r>
-    </w:p>
-    <w:p>
-      <w:pPr>
-        <w:pStyle w:val="BodyText"/>
-      </w:pPr>
-      <w:r>
-        <w:t xml:space="preserve">ALEKSEY: Для пациентки, которой кололи из шприца Гусева, это не статистика. Это лицо.</w:t>
-      </w:r>
-    </w:p>
-    <w:p>
-      <w:pPr>
-        <w:pStyle w:val="BodyText"/>
-      </w:pPr>
-      <w:r>
-        <w:t xml:space="preserve">CHOI: Хорошо. Второе. Акции. Минус двадцать процентов на первый заказ. Каждый новый врач. Так растут все.</w:t>
-      </w:r>
-    </w:p>
-    <w:p>
-      <w:pPr>
-        <w:pStyle w:val="BodyText"/>
-      </w:pPr>
-      <w:r>
-        <w:t xml:space="preserve">IRINA: Не все. Мы — нет. Одна цена по всей стране. Если в Москве акция, в Казани завтра спросят: «А нам?» Через год — одиннадцать цен. Это мы проходили на Урале, в Сибири и во Владивостоке. Каждый раз мы говорили «нет». И каждый раз партнёр оставался.</w:t>
-      </w:r>
-    </w:p>
-    <w:p>
-      <w:pPr>
-        <w:pStyle w:val="BodyText"/>
-      </w:pPr>
-      <w:r>
-        <w:t xml:space="preserve">CHOI: Партнёр оставался. А продажи?</w:t>
-      </w:r>
-    </w:p>
-    <w:p>
-      <w:pPr>
-        <w:pStyle w:val="BodyText"/>
-      </w:pPr>
-      <w:r>
-        <w:t xml:space="preserve">IRINA: Плюс сорок процентов за год. Без акций. Вот таблица. Каждая строчка — с документом.</w:t>
-      </w:r>
-    </w:p>
-    <w:p>
-      <w:pPr>
-        <w:pStyle w:val="BodyText"/>
-      </w:pPr>
-      <w:r>
-        <w:t xml:space="preserve">CHOI: Плюс сорок. Хорошо. Но не триста. Третье. Реклама. Блогеры. Инстаграм. Миллион подписчиков. Одна блогерша — пятьсот новых пациенток.</w:t>
-      </w:r>
-    </w:p>
-    <w:p>
-      <w:pPr>
-        <w:pStyle w:val="BodyText"/>
-      </w:pPr>
-      <w:r>
-        <w:t xml:space="preserve">OLGA: Господин Чхве, в России реклама медицинских изделий для населения ограничена законом. Филлер — изделие, которое применяет только врач. Его реклама разрешена только в специальных изданиях и на конференциях. Для врачей. Не в Инстаграме. Штраф — до полумиллиона. За каждый пост.</w:t>
-      </w:r>
-    </w:p>
-    <w:p>
-      <w:pPr>
-        <w:pStyle w:val="BodyText"/>
-      </w:pPr>
-      <w:r>
-        <w:t xml:space="preserve">CHOI: Все так делают. Я видел в Москве. Губы на каждом экране.</w:t>
-      </w:r>
-    </w:p>
-    <w:p>
-      <w:pPr>
-        <w:pStyle w:val="BodyText"/>
-      </w:pPr>
-      <w:r>
-        <w:t xml:space="preserve">DIMA: Все так делают. Это то, что говорят прямо перед плохим предложением. Нас этому научила одна клиника на Рублёвке.</w:t>
-      </w:r>
-    </w:p>
-    <w:p>
-      <w:pPr>
-        <w:pStyle w:val="BodyText"/>
-      </w:pPr>
-      <w:r>
-        <w:t xml:space="preserve">CHOI: Вы смешные. Хорошо. Без блогеров. Тогда четвёртое, последнее. Если вы не можете три раза, Седжин может взять второго дистрибьютора в России. Неэксклюзивно. Параллельно с вами. Чтобы расти быстрее. Так делают все большие компании.</w:t>
-      </w:r>
-    </w:p>
-    <w:p>
-      <w:pPr>
-        <w:pStyle w:val="BodyText"/>
-      </w:pPr>
-      <w:r>
-        <w:t xml:space="preserve">IRINA: Шершнёв. «УралФармСнаб». Мы ему отказали в декабре. Он возит аналоги в той же коробке.</w:t>
-      </w:r>
-    </w:p>
-    <w:p>
-      <w:pPr>
-        <w:pStyle w:val="BodyText"/>
-      </w:pPr>
-      <w:r>
-        <w:t xml:space="preserve">CHOI: Я не говорю имя. Я говорю — возможность.</w:t>
-      </w:r>
-    </w:p>
-    <w:p>
-      <w:pPr>
-        <w:pStyle w:val="BodyText"/>
-      </w:pPr>
-      <w:r>
-        <w:t xml:space="preserve">OLGA: Эксклюзив у нас по контракту до конца следующего года. Пункт семь-один. Я его писала. Ваш юрист его подписал.</w:t>
-      </w:r>
-    </w:p>
-    <w:p>
-      <w:pPr>
-        <w:pStyle w:val="BodyText"/>
-      </w:pPr>
-      <w:r>
-        <w:t xml:space="preserve">CHOI: Контракт можно не продлить. Через год.</w:t>
-      </w:r>
-    </w:p>
-    <w:p>
-      <w:pPr>
-        <w:pStyle w:val="BodyText"/>
-      </w:pPr>
-      <w:r>
-        <w:t xml:space="preserve">ALEKSEY: Можно. Это честно. Спасибо, что сказали прямо.</w:t>
-      </w:r>
-    </w:p>
-    <w:p>
-      <w:pPr>
-        <w:pStyle w:val="BodyText"/>
-      </w:pPr>
-      <w:r>
-        <w:t xml:space="preserve">DOYUN: Лёша… Господин Чхве говорит официальную позицию. Это не моя позиция.</w:t>
-      </w:r>
-    </w:p>
-    <w:p>
-      <w:pPr>
-        <w:pStyle w:val="BodyText"/>
-      </w:pPr>
-      <w:r>
-        <w:t xml:space="preserve">CHOI: Доюн, твоя позиция — позиция Седжин. Ты же работаешь в Седжин?</w:t>
-      </w:r>
-    </w:p>
-    <w:p>
-      <w:pPr>
-        <w:pStyle w:val="BodyText"/>
-      </w:pPr>
-      <w:r>
-        <w:t xml:space="preserve">DOYUN: Работаю. Двенадцать лет. Из них пять — с Россией.</w:t>
-      </w:r>
-    </w:p>
-    <w:p>
-      <w:pPr>
-        <w:pStyle w:val="BodyText"/>
-      </w:pPr>
-      <w:r>
-        <w:t xml:space="preserve">CHOI: Тогда переводи меня. Не себя.</w:t>
-      </w:r>
-    </w:p>
-    <w:p>
-      <w:pPr>
-        <w:pStyle w:val="BodyText"/>
-      </w:pPr>
-      <w:r>
-        <w:t xml:space="preserve">ALEKSEY: Господин Чхве, давайте сделаем перерыв. Два часа. Мы посчитаем. Вы отдохнёте. Вы с самолёта.</w:t>
-      </w:r>
-    </w:p>
-    <w:p>
-      <w:pPr>
-        <w:pStyle w:val="BodyText"/>
-      </w:pPr>
-      <w:r>
-        <w:t xml:space="preserve">KIRILL: Я покажу вам настоящий кофе, господин Чхве. Не растворимый. Там англичане пьют. Я сам из Лондона.</w:t>
+        <w:t xml:space="preserve">IRINA: Господин Чхве, хотите кофе или чай с дороги?</w:t>
+      </w:r>
+    </w:p>
+    <w:p>
+      <w:pPr>
+        <w:pStyle w:val="BodyText"/>
+      </w:pPr>
+      <w:r>
+        <w:t xml:space="preserve">CHOI: Потом, сначала дело. План продаж такой: Седжин хочет, чтобы Россия в следующем году выросла в три раза, до девяноста тысяч шприцев.</w:t>
+      </w:r>
+    </w:p>
+    <w:p>
+      <w:pPr>
+        <w:pStyle w:val="BodyText"/>
+      </w:pPr>
+      <w:r>
+        <w:t xml:space="preserve">IRINA: Девяносто тысяч. А можно посмотреть, как именно вы это считали?</w:t>
+      </w:r>
+    </w:p>
+    <w:p>
+      <w:pPr>
+        <w:pStyle w:val="BodyText"/>
+      </w:pPr>
+      <w:r>
+        <w:t xml:space="preserve">CHOI: Можно. Рынок России — это миллионы процедур, а наша доля меньше процента. Так что три раза — это консервативно.</w:t>
+      </w:r>
+    </w:p>
+    <w:p>
+      <w:pPr>
+        <w:pStyle w:val="BodyText"/>
+      </w:pPr>
+      <w:r>
+        <w:t xml:space="preserve">ALEKSEY: Консервативно для рынка, но не для нас. У нас каждый врач сдаёт экзамен, а без экзамена мы не продаём.</w:t>
+      </w:r>
+    </w:p>
+    <w:p>
+      <w:pPr>
+        <w:pStyle w:val="BodyText"/>
+      </w:pPr>
+      <w:r>
+        <w:t xml:space="preserve">CHOI: Я знаю. Экзамен — это хорошо, но экзамен — это медленно. Сколько врачей у вас сдают в месяц?</w:t>
+      </w:r>
+    </w:p>
+    <w:p>
+      <w:pPr>
+        <w:pStyle w:val="BodyText"/>
+      </w:pPr>
+      <w:r>
+        <w:t xml:space="preserve">IRINA: В среднем сорок, по Москве, Петербургу, Казани, Уралу, Сибири и Дальнему Востоку. И каждый врач берёт около двадцати шприцев в месяц.</w:t>
+      </w:r>
+    </w:p>
+    <w:p>
+      <w:pPr>
+        <w:pStyle w:val="BodyText"/>
+      </w:pPr>
+      <w:r>
+        <w:t xml:space="preserve">CHOI: Сорок в месяц — это мало, а нужно сто двадцать.</w:t>
+      </w:r>
+    </w:p>
+    <w:p>
+      <w:pPr>
+        <w:pStyle w:val="BodyText"/>
+      </w:pPr>
+      <w:r>
+        <w:t xml:space="preserve">OLGA: Тогда нам нужно три Корниловых, а у нас она одна, и, к сожалению, она не размножается.</w:t>
+      </w:r>
+    </w:p>
+    <w:p>
+      <w:pPr>
+        <w:pStyle w:val="BodyText"/>
+      </w:pPr>
+      <w:r>
+        <w:t xml:space="preserve">CHOI: Можно сделать экзамен проще: видео, онлайн, как мы делали в Алматы.</w:t>
+      </w:r>
+    </w:p>
+    <w:p>
+      <w:pPr>
+        <w:pStyle w:val="BodyText"/>
+      </w:pPr>
+      <w:r>
+        <w:t xml:space="preserve">ALEKSEY: Видео — нет. Это было правило Корниловой, а теперь это наше правило, и после Гусева мы его не меняем.</w:t>
+      </w:r>
+    </w:p>
+    <w:p>
+      <w:pPr>
+        <w:pStyle w:val="BodyText"/>
+      </w:pPr>
+      <w:r>
+        <w:t xml:space="preserve">CHOI: А кто такой этот Гусев?</w:t>
+      </w:r>
+    </w:p>
+    <w:p>
+      <w:pPr>
+        <w:pStyle w:val="BodyText"/>
+      </w:pPr>
+      <w:r>
+        <w:t xml:space="preserve">DIMA: Это врач в Новосибирске, который сдал экзамен, а потом продавал наш гель мастерам. Мы нашли его по кодам, тридцать шесть шприцев.</w:t>
+      </w:r>
+    </w:p>
+    <w:p>
+      <w:pPr>
+        <w:pStyle w:val="BodyText"/>
+      </w:pPr>
+      <w:r>
+        <w:t xml:space="preserve">CHOI: Один плохой врач на тысячу хороших. Это статистика, а не правило.</w:t>
+      </w:r>
+    </w:p>
+    <w:p>
+      <w:pPr>
+        <w:pStyle w:val="BodyText"/>
+      </w:pPr>
+      <w:r>
+        <w:t xml:space="preserve">ALEKSEY: Для пациентки, которой кололи из шприца Гусева, это не статистика. Это её лицо.</w:t>
+      </w:r>
+    </w:p>
+    <w:p>
+      <w:pPr>
+        <w:pStyle w:val="BodyText"/>
+      </w:pPr>
+      <w:r>
+        <w:t xml:space="preserve">CHOI: Хорошо. Второе — акции: минус двадцать процентов на первый заказ для каждого нового врача. Так растут все компании.</w:t>
+      </w:r>
+    </w:p>
+    <w:p>
+      <w:pPr>
+        <w:pStyle w:val="BodyText"/>
+      </w:pPr>
+      <w:r>
+        <w:t xml:space="preserve">IRINA: Не все. Мы так не растём, потому что у нас одна цена по всей стране. Если в Москве акция, то завтра в Казани спросят: «А нам?» И через год будет одиннадцать цен. Мы это уже проходили на Урале, в Сибири и во Владивостоке. Каждый раз мы говорили «нет», и каждый раз партнёр оставался.</w:t>
+      </w:r>
+    </w:p>
+    <w:p>
+      <w:pPr>
+        <w:pStyle w:val="BodyText"/>
+      </w:pPr>
+      <w:r>
+        <w:t xml:space="preserve">CHOI: Партнёр оставался, хорошо. А продажи что?</w:t>
+      </w:r>
+    </w:p>
+    <w:p>
+      <w:pPr>
+        <w:pStyle w:val="BodyText"/>
+      </w:pPr>
+      <w:r>
+        <w:t xml:space="preserve">IRINA: Плюс сорок процентов за год, и без всяких акций. Вот таблица, и за каждой строчкой стоит документ.</w:t>
+      </w:r>
+    </w:p>
+    <w:p>
+      <w:pPr>
+        <w:pStyle w:val="BodyText"/>
+      </w:pPr>
+      <w:r>
+        <w:t xml:space="preserve">CHOI: Плюс сорок — хорошо, но это не плюс триста. Третье — реклама: блогеры, Инстаграм, миллион подписчиков. Одна блогерша приводит пятьсот новых пациенток.</w:t>
+      </w:r>
+    </w:p>
+    <w:p>
+      <w:pPr>
+        <w:pStyle w:val="BodyText"/>
+      </w:pPr>
+      <w:r>
+        <w:t xml:space="preserve">OLGA: Господин Чхве, в России реклама медицинских изделий для населения ограничена законом. Филлер — это изделие, которое применяет только врач, и его реклама разрешена только в специальных изданиях и на конференциях для врачей, а не в Инстаграме. Штраф до полумиллиона, причём за каждый пост.</w:t>
+      </w:r>
+    </w:p>
+    <w:p>
+      <w:pPr>
+        <w:pStyle w:val="BodyText"/>
+      </w:pPr>
+      <w:r>
+        <w:t xml:space="preserve">CHOI: Но все так делают. Я видел в Москве губы на каждом экране.</w:t>
+      </w:r>
+    </w:p>
+    <w:p>
+      <w:pPr>
+        <w:pStyle w:val="BodyText"/>
+      </w:pPr>
+      <w:r>
+        <w:t xml:space="preserve">DIMA: «Все так делают» — это то, что говорят прямо перед плохим предложением. Нас этому научила одна клиника на Рублёвке.</w:t>
+      </w:r>
+    </w:p>
+    <w:p>
+      <w:pPr>
+        <w:pStyle w:val="BodyText"/>
+      </w:pPr>
+      <w:r>
+        <w:t xml:space="preserve">CHOI: Вы смешные люди. Хорошо, без блогеров. Тогда четвёртое, последнее. Если вы не можете вырасти в три раза, Седжин может взять в России второго дистрибьютора, неэксклюзивно, параллельно с вами, чтобы расти быстрее. Так делают все большие компании.</w:t>
+      </w:r>
+    </w:p>
+    <w:p>
+      <w:pPr>
+        <w:pStyle w:val="BodyText"/>
+      </w:pPr>
+      <w:r>
+        <w:t xml:space="preserve">IRINA: Это Шершнёв из «УралФармСнаба», которому мы отказали в декабре, потому что он возит аналоги в той же коробке.</w:t>
+      </w:r>
+    </w:p>
+    <w:p>
+      <w:pPr>
+        <w:pStyle w:val="BodyText"/>
+      </w:pPr>
+      <w:r>
+        <w:t xml:space="preserve">CHOI: Я не называю имя, я говорю только про возможность.</w:t>
+      </w:r>
+    </w:p>
+    <w:p>
+      <w:pPr>
+        <w:pStyle w:val="BodyText"/>
+      </w:pPr>
+      <w:r>
+        <w:t xml:space="preserve">OLGA: Эксклюзив у нас по контракту до конца следующего года, это пункт семь-один. Я его писала, а ваш юрист его подписал.</w:t>
+      </w:r>
+    </w:p>
+    <w:p>
+      <w:pPr>
+        <w:pStyle w:val="BodyText"/>
+      </w:pPr>
+      <w:r>
+        <w:t xml:space="preserve">CHOI: Да, но контракт можно не продлить. Через год.</w:t>
+      </w:r>
+    </w:p>
+    <w:p>
+      <w:pPr>
+        <w:pStyle w:val="BodyText"/>
+      </w:pPr>
+      <w:r>
+        <w:t xml:space="preserve">ALEKSEY: Можно, и это честно. Спасибо, что вы сказали это прямо, господин Чхве.</w:t>
+      </w:r>
+    </w:p>
+    <w:p>
+      <w:pPr>
+        <w:pStyle w:val="BodyText"/>
+      </w:pPr>
+      <w:r>
+        <w:t xml:space="preserve">DOYUN: Лёша… Господин Чхве говорит официальную позицию, но это не моя позиция.</w:t>
+      </w:r>
+    </w:p>
+    <w:p>
+      <w:pPr>
+        <w:pStyle w:val="BodyText"/>
+      </w:pPr>
+      <w:r>
+        <w:t xml:space="preserve">CHOI: Доюн, твоя позиция — это позиция Седжин. Ты ведь работаешь в Седжин?</w:t>
+      </w:r>
+    </w:p>
+    <w:p>
+      <w:pPr>
+        <w:pStyle w:val="BodyText"/>
+      </w:pPr>
+      <w:r>
+        <w:t xml:space="preserve">DOYUN: Работаю, двенадцать лет, и из них пять лет — с Россией.</w:t>
+      </w:r>
+    </w:p>
+    <w:p>
+      <w:pPr>
+        <w:pStyle w:val="BodyText"/>
+      </w:pPr>
+      <w:r>
+        <w:t xml:space="preserve">CHOI: Тогда переводи меня. Не себя. Это твоя работа.</w:t>
+      </w:r>
+    </w:p>
+    <w:p>
+      <w:pPr>
+        <w:pStyle w:val="BodyText"/>
+      </w:pPr>
+      <w:r>
+        <w:t xml:space="preserve">ALEKSEY: Господин Чхве, давайте сделаем перерыв на два часа. Мы посчитаем, а вы отдохнёте, ведь вы прямо с самолёта.</w:t>
+      </w:r>
+    </w:p>
+    <w:p>
+      <w:pPr>
+        <w:pStyle w:val="BodyText"/>
+      </w:pPr>
+      <w:r>
+        <w:t xml:space="preserve">KIRILL: Господин Чхве, я покажу вам настоящий кофе, не растворимый, там, где пьют англичане. Я ведь сам учился в Лондоне.</w:t>
       </w:r>
     </w:p>
     <w:bookmarkEnd w:id="22"/>
@@ -1676,239 +1676,239 @@
         <w:pStyle w:val="FirstParagraph"/>
       </w:pPr>
       <w:r>
-        <w:t xml:space="preserve">DOYUN: Лёша, прости за сегодня. Я не знал, что он скажет про второго дистрибьютора. Мне не говорили.</w:t>
-      </w:r>
-    </w:p>
-    <w:p>
-      <w:pPr>
-        <w:pStyle w:val="BodyText"/>
-      </w:pPr>
-      <w:r>
-        <w:t xml:space="preserve">ALEKSEY: Не извиняйся. Ты переводил. Ты не автор.</w:t>
-      </w:r>
-    </w:p>
-    <w:p>
-      <w:pPr>
-        <w:pStyle w:val="BodyText"/>
-      </w:pPr>
-      <w:r>
-        <w:t xml:space="preserve">DOYUN: Я больше, чем переводчик. Я — Россия в Седжин. Пять лет. Если Россия не даст три раза, отвечать буду я. Меня вернут в Вонджу. За стол. Экспорт в Монголию. Там тоже нужен человек. Но там не нужен друг.</w:t>
-      </w:r>
-    </w:p>
-    <w:p>
-      <w:pPr>
-        <w:pStyle w:val="BodyText"/>
-      </w:pPr>
-      <w:r>
-        <w:t xml:space="preserve">ALEKSEY: Тебя? Тебя накажут за наш экзамен?</w:t>
-      </w:r>
-    </w:p>
-    <w:p>
-      <w:pPr>
-        <w:pStyle w:val="BodyText"/>
-      </w:pPr>
-      <w:r>
-        <w:t xml:space="preserve">DOYUN: Не накажут. Переведут. В Корее это называется «повышение в сторону». Красивая должность, пустой стол. Моя дочь в этом году идёт в школу. Жена говорит: «Может, это и хорошо. Ты будешь дома по вечерам». Она права. И мне от этого хуже.</w:t>
-      </w:r>
-    </w:p>
-    <w:p>
-      <w:pPr>
-        <w:pStyle w:val="BodyText"/>
-      </w:pPr>
-      <w:r>
-        <w:t xml:space="preserve">ALEKSEY: А ты что говоришь?</w:t>
-      </w:r>
-    </w:p>
-    <w:p>
-      <w:pPr>
-        <w:pStyle w:val="BodyText"/>
-      </w:pPr>
-      <w:r>
-        <w:t xml:space="preserve">DOYUN: Я говорю — хинкали остывают. Ешь. Ты же сам меня учил: сначала есть, потом говорить о деле.</w:t>
-      </w:r>
-    </w:p>
-    <w:p>
-      <w:pPr>
-        <w:pStyle w:val="BodyText"/>
-      </w:pPr>
-      <w:r>
-        <w:t xml:space="preserve">ALEKSEY: Это учила Сафина. Казань. Но правильно. Ешь и ты.</w:t>
-      </w:r>
-    </w:p>
-    <w:p>
-      <w:pPr>
-        <w:pStyle w:val="BodyText"/>
-      </w:pPr>
-      <w:r>
-        <w:t xml:space="preserve">DOYUN: Лёша, честно. Можешь дать хотя бы два раза? Не три. Два. Шестьдесят тысяч. Я смогу защитить два.</w:t>
-      </w:r>
-    </w:p>
-    <w:p>
-      <w:pPr>
-        <w:pStyle w:val="BodyText"/>
-      </w:pPr>
-      <w:r>
-        <w:t xml:space="preserve">ALEKSEY: Доюн, дело не в желании. У нас нет врачей. Сорок в месяц. Каждый — двадцать шприцев. Это потолок. Чтобы продать больше, нужно учить больше. А учить больше — это больше тренеров. Тренеров у нас пять. На всю страну.</w:t>
-      </w:r>
-    </w:p>
-    <w:p>
-      <w:pPr>
-        <w:pStyle w:val="BodyText"/>
-      </w:pPr>
-      <w:r>
-        <w:t xml:space="preserve">DOYUN: Пять. А если тренеров будет пятнадцать?</w:t>
-      </w:r>
-    </w:p>
-    <w:p>
-      <w:pPr>
-        <w:pStyle w:val="BodyText"/>
-      </w:pPr>
-      <w:r>
-        <w:t xml:space="preserve">ALEKSEY: Пятнадцать? Где я возьму пятнадцать тренеров? Каждого Корнилова проверяет сама. Неделю.</w:t>
-      </w:r>
-    </w:p>
-    <w:p>
-      <w:pPr>
-        <w:pStyle w:val="BodyText"/>
-      </w:pPr>
-      <w:r>
-        <w:t xml:space="preserve">DOYUN: Президент обещал тебе. Два года назад. Корейского тренера. Бесплатно. Ты помнишь?</w:t>
-      </w:r>
-    </w:p>
-    <w:p>
-      <w:pPr>
-        <w:pStyle w:val="BodyText"/>
-      </w:pPr>
-      <w:r>
-        <w:t xml:space="preserve">ALEKSEY: Помню. На первое обучение. Он приезжал. Доктор Ли. Две недели.</w:t>
-      </w:r>
-    </w:p>
-    <w:p>
-      <w:pPr>
-        <w:pStyle w:val="BodyText"/>
-      </w:pPr>
-      <w:r>
-        <w:t xml:space="preserve">DOYUN: А если не одного. Пять. На год. В пять городов. Корейские врачи с опытом, которые учили тренеров в Европе. Они готовят ваших тренеров. Корнилова принимает экзамен, как всегда. Седжин платит за всё.</w:t>
-      </w:r>
-    </w:p>
-    <w:p>
-      <w:pPr>
-        <w:pStyle w:val="BodyText"/>
-      </w:pPr>
-      <w:r>
-        <w:t xml:space="preserve">ALEKSEY: Пять корейских врачей в пять городов? Ты понимаешь, сколько это стоит?</w:t>
-      </w:r>
-    </w:p>
-    <w:p>
-      <w:pPr>
-        <w:pStyle w:val="BodyText"/>
-      </w:pPr>
-      <w:r>
-        <w:t xml:space="preserve">DOYUN: Понимаю. Меньше, чем второй дистрибьютор, который потеряет бренд. Я считал в самолёте. Девять часов. Как Ирина.</w:t>
-      </w:r>
-    </w:p>
-    <w:p>
-      <w:pPr>
-        <w:pStyle w:val="BodyText"/>
-      </w:pPr>
-      <w:r>
-        <w:t xml:space="preserve">ALEKSEY: Ты считал в самолёте. Ты стал как мы.</w:t>
-      </w:r>
-    </w:p>
-    <w:p>
-      <w:pPr>
-        <w:pStyle w:val="BodyText"/>
-      </w:pPr>
-      <w:r>
-        <w:t xml:space="preserve">DOYUN: Я давно как вы. Это и есть моя проблема в Вонджу.</w:t>
-      </w:r>
-    </w:p>
-    <w:p>
-      <w:pPr>
-        <w:pStyle w:val="BodyText"/>
-      </w:pPr>
-      <w:r>
-        <w:t xml:space="preserve">ALEKSEY: Тогда это не проблема. Это решение. Пять корейских тренеров. Сорок врачей в месяц становятся восемьюдесятью. Двадцать шприцев на врача — восемьдесят процентов роста только на новых. Плюс старые врачи растут сами. Это не три раза. Но больше двух.</w:t>
-      </w:r>
-    </w:p>
-    <w:p>
-      <w:pPr>
-        <w:pStyle w:val="BodyText"/>
-      </w:pPr>
-      <w:r>
-        <w:t xml:space="preserve">DOYUN: Больше двух. Я смогу защитить больше двух. Если Чхве согласится.</w:t>
-      </w:r>
-    </w:p>
-    <w:p>
-      <w:pPr>
-        <w:pStyle w:val="BodyText"/>
-      </w:pPr>
-      <w:r>
-        <w:t xml:space="preserve">ALEKSEY: А Чхве согласится?</w:t>
-      </w:r>
-    </w:p>
-    <w:p>
-      <w:pPr>
-        <w:pStyle w:val="BodyText"/>
-      </w:pPr>
-      <w:r>
-        <w:t xml:space="preserve">DOYUN: Не знаю. Он «Танк». Танки не любят чужие идеи. Только свои.</w:t>
-      </w:r>
-    </w:p>
-    <w:p>
-      <w:pPr>
-        <w:pStyle w:val="BodyText"/>
-      </w:pPr>
-      <w:r>
-        <w:t xml:space="preserve">ALEKSEY: Тогда пусть это будет его идея.</w:t>
-      </w:r>
-    </w:p>
-    <w:p>
-      <w:pPr>
-        <w:pStyle w:val="BodyText"/>
-      </w:pPr>
-      <w:r>
-        <w:t xml:space="preserve">DOYUN: Его? Как?</w:t>
-      </w:r>
-    </w:p>
-    <w:p>
-      <w:pPr>
-        <w:pStyle w:val="BodyText"/>
-      </w:pPr>
-      <w:r>
-        <w:t xml:space="preserve">ALEKSEY: Завтра утром ты переведёшь ему не меня. Ты переведёшь ему его собственные слова. «Экзамен медленный». «Нужно сто двадцать врачей». Он сам это сказал. Мы просто ответим: да, медленный. Ускорьте его. Своими врачами.</w:t>
-      </w:r>
-    </w:p>
-    <w:p>
-      <w:pPr>
-        <w:pStyle w:val="BodyText"/>
-      </w:pPr>
-      <w:r>
-        <w:t xml:space="preserve">DOYUN: Хитро. По-русски.</w:t>
-      </w:r>
-    </w:p>
-    <w:p>
-      <w:pPr>
-        <w:pStyle w:val="BodyText"/>
-      </w:pPr>
-      <w:r>
-        <w:t xml:space="preserve">ALEKSEY: По-корейски. Ты меня научил. «Пусть начальник найдёт ответ сам». Помнишь? Первый год. Вонджу.</w:t>
-      </w:r>
-    </w:p>
-    <w:p>
-      <w:pPr>
-        <w:pStyle w:val="BodyText"/>
-      </w:pPr>
-      <w:r>
-        <w:t xml:space="preserve">DOYUN: Помню. Я тогда думал, ты не слушаешь. Ты всё записывал.</w:t>
-      </w:r>
-    </w:p>
-    <w:p>
-      <w:pPr>
-        <w:pStyle w:val="BodyText"/>
-      </w:pPr>
-      <w:r>
-        <w:t xml:space="preserve">ALEKSEY: Всё. Как Ирина. Ешь хинкали. Остынут.</w:t>
+        <w:t xml:space="preserve">DOYUN: Лёша, прости за сегодняшнее. Я не знал, что он скажет про второго дистрибьютора, мне об этом не говорили.</w:t>
+      </w:r>
+    </w:p>
+    <w:p>
+      <w:pPr>
+        <w:pStyle w:val="BodyText"/>
+      </w:pPr>
+      <w:r>
+        <w:t xml:space="preserve">ALEKSEY: Не извиняйся, ты ведь только переводил. Ты не автор этих слов.</w:t>
+      </w:r>
+    </w:p>
+    <w:p>
+      <w:pPr>
+        <w:pStyle w:val="BodyText"/>
+      </w:pPr>
+      <w:r>
+        <w:t xml:space="preserve">DOYUN: Я больше, чем переводчик: пять лет я — это Россия в Седжин. Если Россия не вырастет в три раза, отвечать буду я. Меня вернут в Вонджу за стол, на экспорт в Монголию. Там тоже нужен человек, но там не нужен друг.</w:t>
+      </w:r>
+    </w:p>
+    <w:p>
+      <w:pPr>
+        <w:pStyle w:val="BodyText"/>
+      </w:pPr>
+      <w:r>
+        <w:t xml:space="preserve">ALEKSEY: Тебя? Неужели тебя накажут за наш экзамен?</w:t>
+      </w:r>
+    </w:p>
+    <w:p>
+      <w:pPr>
+        <w:pStyle w:val="BodyText"/>
+      </w:pPr>
+      <w:r>
+        <w:t xml:space="preserve">DOYUN: Не накажут, а переведут. В Корее это называется «повышение в сторону»: красивая должность и пустой стол. Моя дочь в этом году идёт в школу, и жена говорит: «Может, это и хорошо, ты будешь дома по вечерам». Она права, и от этого мне только хуже.</w:t>
+      </w:r>
+    </w:p>
+    <w:p>
+      <w:pPr>
+        <w:pStyle w:val="BodyText"/>
+      </w:pPr>
+      <w:r>
+        <w:t xml:space="preserve">ALEKSEY: А ты сам что об этом говоришь?</w:t>
+      </w:r>
+    </w:p>
+    <w:p>
+      <w:pPr>
+        <w:pStyle w:val="BodyText"/>
+      </w:pPr>
+      <w:r>
+        <w:t xml:space="preserve">DOYUN: Я говорю, что хинкали остывают, так что ешь. Ты же сам меня учил: сначала есть, а потом говорить о деле.</w:t>
+      </w:r>
+    </w:p>
+    <w:p>
+      <w:pPr>
+        <w:pStyle w:val="BodyText"/>
+      </w:pPr>
+      <w:r>
+        <w:t xml:space="preserve">ALEKSEY: Этому меня научила Сафина в Казани, но это правильно. Ешь и ты тоже.</w:t>
+      </w:r>
+    </w:p>
+    <w:p>
+      <w:pPr>
+        <w:pStyle w:val="BodyText"/>
+      </w:pPr>
+      <w:r>
+        <w:t xml:space="preserve">DOYUN: Лёша, честно: можешь дать хотя бы два раза? Не три, а два, то есть шестьдесят тысяч. Два раза я смогу защитить.</w:t>
+      </w:r>
+    </w:p>
+    <w:p>
+      <w:pPr>
+        <w:pStyle w:val="BodyText"/>
+      </w:pPr>
+      <w:r>
+        <w:t xml:space="preserve">ALEKSEY: Доюн, дело не в желании, а в том, что у нас нет врачей. Сорок в месяц, по двадцать шприцев на каждого, и это потолок. Чтобы продать больше, нужно учить больше, а для этого нужно больше тренеров. А тренеров у нас всего пять на всю страну.</w:t>
+      </w:r>
+    </w:p>
+    <w:p>
+      <w:pPr>
+        <w:pStyle w:val="BodyText"/>
+      </w:pPr>
+      <w:r>
+        <w:t xml:space="preserve">DOYUN: Пять. А что, если тренеров будет пятнадцать?</w:t>
+      </w:r>
+    </w:p>
+    <w:p>
+      <w:pPr>
+        <w:pStyle w:val="BodyText"/>
+      </w:pPr>
+      <w:r>
+        <w:t xml:space="preserve">ALEKSEY: Пятнадцать? Где же я возьму пятнадцать тренеров, если каждого Корнилова проверяет сама целую неделю?</w:t>
+      </w:r>
+    </w:p>
+    <w:p>
+      <w:pPr>
+        <w:pStyle w:val="BodyText"/>
+      </w:pPr>
+      <w:r>
+        <w:t xml:space="preserve">DOYUN: Президент обещал тебе два года назад корейского тренера, бесплатно. Ты помнишь?</w:t>
+      </w:r>
+    </w:p>
+    <w:p>
+      <w:pPr>
+        <w:pStyle w:val="BodyText"/>
+      </w:pPr>
+      <w:r>
+        <w:t xml:space="preserve">ALEKSEY: Помню, на первое обучение. Тогда приезжал доктор Ли, на две недели.</w:t>
+      </w:r>
+    </w:p>
+    <w:p>
+      <w:pPr>
+        <w:pStyle w:val="BodyText"/>
+      </w:pPr>
+      <w:r>
+        <w:t xml:space="preserve">DOYUN: А если не одного, а пять, на год, в пять городов? Это корейские врачи с опытом, которые учили тренеров в Европе. Они готовят ваших тренеров, Корнилова, как всегда, принимает экзамен, а Седжин платит за всё.</w:t>
+      </w:r>
+    </w:p>
+    <w:p>
+      <w:pPr>
+        <w:pStyle w:val="BodyText"/>
+      </w:pPr>
+      <w:r>
+        <w:t xml:space="preserve">ALEKSEY: Пять корейских врачей в пять городов? Ты хоть понимаешь, сколько это стоит?</w:t>
+      </w:r>
+    </w:p>
+    <w:p>
+      <w:pPr>
+        <w:pStyle w:val="BodyText"/>
+      </w:pPr>
+      <w:r>
+        <w:t xml:space="preserve">DOYUN: Понимаю: меньше, чем второй дистрибьютор, который потеряет бренд. Я считал в самолёте все девять часов, как Ирина.</w:t>
+      </w:r>
+    </w:p>
+    <w:p>
+      <w:pPr>
+        <w:pStyle w:val="BodyText"/>
+      </w:pPr>
+      <w:r>
+        <w:t xml:space="preserve">ALEKSEY: Ты считал в самолёте? Да ты стал совсем как мы.</w:t>
+      </w:r>
+    </w:p>
+    <w:p>
+      <w:pPr>
+        <w:pStyle w:val="BodyText"/>
+      </w:pPr>
+      <w:r>
+        <w:t xml:space="preserve">DOYUN: Я давно стал как вы, и это как раз и есть моя проблема в Вонджу.</w:t>
+      </w:r>
+    </w:p>
+    <w:p>
+      <w:pPr>
+        <w:pStyle w:val="BodyText"/>
+      </w:pPr>
+      <w:r>
+        <w:t xml:space="preserve">ALEKSEY: Тогда это не проблема, а решение. Пять корейских тренеров, и сорок врачей в месяц становятся восемьюдесятью. При двадцати шприцах на врача это восемьдесят процентов роста только на новых врачах, а старые врачи растут сами. Это не три раза, но больше двух.</w:t>
+      </w:r>
+    </w:p>
+    <w:p>
+      <w:pPr>
+        <w:pStyle w:val="BodyText"/>
+      </w:pPr>
+      <w:r>
+        <w:t xml:space="preserve">DOYUN: Больше двух я смогу защитить, если только Чхве согласится.</w:t>
+      </w:r>
+    </w:p>
+    <w:p>
+      <w:pPr>
+        <w:pStyle w:val="BodyText"/>
+      </w:pPr>
+      <w:r>
+        <w:t xml:space="preserve">ALEKSEY: А как ты думаешь, Чхве согласится?</w:t>
+      </w:r>
+    </w:p>
+    <w:p>
+      <w:pPr>
+        <w:pStyle w:val="BodyText"/>
+      </w:pPr>
+      <w:r>
+        <w:t xml:space="preserve">DOYUN: Не знаю. Он ведь «Танк», а танки не любят чужие идеи, только свои.</w:t>
+      </w:r>
+    </w:p>
+    <w:p>
+      <w:pPr>
+        <w:pStyle w:val="BodyText"/>
+      </w:pPr>
+      <w:r>
+        <w:t xml:space="preserve">ALEKSEY: Тогда пусть это будет его собственная идея.</w:t>
+      </w:r>
+    </w:p>
+    <w:p>
+      <w:pPr>
+        <w:pStyle w:val="BodyText"/>
+      </w:pPr>
+      <w:r>
+        <w:t xml:space="preserve">DOYUN: Его идея? Но как это сделать?</w:t>
+      </w:r>
+    </w:p>
+    <w:p>
+      <w:pPr>
+        <w:pStyle w:val="BodyText"/>
+      </w:pPr>
+      <w:r>
+        <w:t xml:space="preserve">ALEKSEY: Завтра утром ты переведёшь ему не меня, а его собственные слова: «Экзамен медленный», «Нужно сто двадцать врачей». Он сам это сказал, а мы просто ответим: да, медленный, так ускорьте его своими врачами, и тогда у вас будет рост, а у нас стандарт.</w:t>
+      </w:r>
+    </w:p>
+    <w:p>
+      <w:pPr>
+        <w:pStyle w:val="BodyText"/>
+      </w:pPr>
+      <w:r>
+        <w:t xml:space="preserve">DOYUN: Хитро придумано, очень по-русски.</w:t>
+      </w:r>
+    </w:p>
+    <w:p>
+      <w:pPr>
+        <w:pStyle w:val="BodyText"/>
+      </w:pPr>
+      <w:r>
+        <w:t xml:space="preserve">ALEKSEY: Нет, по-корейски, потому что это ты меня научил: «Пусть начальник найдёт ответ сам». Помнишь? Первый год, Вонджу.</w:t>
+      </w:r>
+    </w:p>
+    <w:p>
+      <w:pPr>
+        <w:pStyle w:val="BodyText"/>
+      </w:pPr>
+      <w:r>
+        <w:t xml:space="preserve">DOYUN: Помню. Я тогда думал, что ты не слушаешь, а ты всё записывал.</w:t>
+      </w:r>
+    </w:p>
+    <w:p>
+      <w:pPr>
+        <w:pStyle w:val="BodyText"/>
+      </w:pPr>
+      <w:r>
+        <w:t xml:space="preserve">ALEKSEY: Всё записывал, как Ирина. Ешь хинкали, а то остынут.</w:t>
       </w:r>
     </w:p>
     <w:bookmarkEnd w:id="23"/>
@@ -1926,47 +1926,47 @@
         <w:pStyle w:val="FirstParagraph"/>
       </w:pPr>
       <w:r>
-        <w:t xml:space="preserve">CHOI: Я посчитал ночью. Ваши сорок врачей — это потолок. Значит, нужно больше экзаменов. Это главная проблема.</w:t>
-      </w:r>
-    </w:p>
-    <w:p>
-      <w:pPr>
-        <w:pStyle w:val="BodyText"/>
-      </w:pPr>
-      <w:r>
-        <w:t xml:space="preserve">ALEKSEY: Согласен. Вы правы. Экзамен — узкое место. Вы это сказали первым.</w:t>
-      </w:r>
-    </w:p>
-    <w:p>
-      <w:pPr>
-        <w:pStyle w:val="BodyText"/>
-      </w:pPr>
-      <w:r>
-        <w:t xml:space="preserve">CHOI: Я сказал. Да. Что вы предлагаете? Видео — нет. Блогеры — нет. Акции — нет. Вы всё запрещаете.</w:t>
-      </w:r>
-    </w:p>
-    <w:p>
-      <w:pPr>
-        <w:pStyle w:val="BodyText"/>
-      </w:pPr>
-      <w:r>
-        <w:t xml:space="preserve">DOYUN: Господин Чхве, можно я скажу от Седжин? Не от Москвы. Президент обещал «Мосту» корейского тренера. Два года назад. Если Седжин отправит пять — на год, в пять городов, — экзаменов станет в два раза больше. Без видео. Без снижения стандарта. Корнилова будет принимать. Врачи Седжин будут учить тренеров.</w:t>
-      </w:r>
-    </w:p>
-    <w:p>
-      <w:pPr>
-        <w:pStyle w:val="BodyText"/>
-      </w:pPr>
-      <w:r>
-        <w:t xml:space="preserve">CHOI: Пять корейских врачей. На год. Это дорого. Это не мой бюджет.</w:t>
-      </w:r>
-    </w:p>
-    <w:p>
-      <w:pPr>
-        <w:pStyle w:val="BodyText"/>
-      </w:pPr>
-      <w:r>
-        <w:t xml:space="preserve">IRINA: Это бюджет второго дистрибьютора. Я посчитала. Второй дистрибьютор снижает цену на двадцать процентов, чтобы зайти. Через год ваш гель продаётся в двух ценах. Через два — в Москве появляется серый «уральский» Седжин. Через три — Седжин в России стоит как аналог. Пять тренеров стоят меньше одного такого года.</w:t>
+        <w:t xml:space="preserve">CHOI: Я посчитал ночью. Ваши сорок врачей в месяц — это потолок, значит, нужно больше экзаменов. Это главная проблема.</w:t>
+      </w:r>
+    </w:p>
+    <w:p>
+      <w:pPr>
+        <w:pStyle w:val="BodyText"/>
+      </w:pPr>
+      <w:r>
+        <w:t xml:space="preserve">ALEKSEY: Согласен, вы правы: экзамен — узкое место. И вы сказали это первым.</w:t>
+      </w:r>
+    </w:p>
+    <w:p>
+      <w:pPr>
+        <w:pStyle w:val="BodyText"/>
+      </w:pPr>
+      <w:r>
+        <w:t xml:space="preserve">CHOI: Да, я сказал. Но что вы предлагаете? Видео нельзя, блогеров нельзя, акций нельзя. Вы всё запрещаете.</w:t>
+      </w:r>
+    </w:p>
+    <w:p>
+      <w:pPr>
+        <w:pStyle w:val="BodyText"/>
+      </w:pPr>
+      <w:r>
+        <w:t xml:space="preserve">DOYUN: Господин Чхве, можно я скажу от Седжин, а не от Москвы? Президент обещал «Мосту» корейского тренера ещё два года назад. Если Седжин отправит пять тренеров на год в пять городов, экзаменов станет в два раза больше. Без видео и без снижения стандарта: Корнилова будет принимать, а врачи Седжин будут учить тренеров.</w:t>
+      </w:r>
+    </w:p>
+    <w:p>
+      <w:pPr>
+        <w:pStyle w:val="BodyText"/>
+      </w:pPr>
+      <w:r>
+        <w:t xml:space="preserve">CHOI: Пять корейских врачей на год — это дорого, и это не мой бюджет.</w:t>
+      </w:r>
+    </w:p>
+    <w:p>
+      <w:pPr>
+        <w:pStyle w:val="BodyText"/>
+      </w:pPr>
+      <w:r>
+        <w:t xml:space="preserve">IRINA: Это бюджет второго дистрибьютора, я посчитала. Второй дистрибьютор снижает цену на двадцать процентов, чтобы зайти на рынок. Через год ваш гель продаётся по двум ценам. Через два в Москве появляется серый «уральский» Седжин. А через три Седжин в России стоит как аналог. Пять тренеров стоят меньше, чем один такой год.</w:t>
       </w:r>
     </w:p>
     <w:p>
@@ -1982,143 +1982,143 @@
         <w:pStyle w:val="BodyText"/>
       </w:pPr>
       <w:r>
-        <w:t xml:space="preserve">IRINA: Я и есть бухгалтер. Аудитор. Будущее — моя работа.</w:t>
-      </w:r>
-    </w:p>
-    <w:p>
-      <w:pPr>
-        <w:pStyle w:val="BodyText"/>
-      </w:pPr>
-      <w:r>
-        <w:t xml:space="preserve">ALEKSEY: Извините. Телефон. Волков. Я должен ответить. Он не звонит просто так. Да, Сергей Павлович?</w:t>
-      </w:r>
-    </w:p>
-    <w:p>
-      <w:pPr>
-        <w:pStyle w:val="BodyText"/>
-      </w:pPr>
-      <w:r>
-        <w:t xml:space="preserve">VOLKOV: Воронцов. Коротко. Вчера вечером у меня был ваш кореец. Чхве. Знаете?</w:t>
-      </w:r>
-    </w:p>
-    <w:p>
-      <w:pPr>
-        <w:pStyle w:val="BodyText"/>
-      </w:pPr>
-      <w:r>
-        <w:t xml:space="preserve">ALEKSEY: Знаю. Он сейчас сидит напротив меня.</w:t>
-      </w:r>
-    </w:p>
-    <w:p>
-      <w:pPr>
-        <w:pStyle w:val="BodyText"/>
-      </w:pPr>
-      <w:r>
-        <w:t xml:space="preserve">VOLKOV: Тогда включите громкую связь. Пусть слышит. Я ему вчера сказал. Скажу ещё раз.</w:t>
-      </w:r>
-    </w:p>
-    <w:p>
-      <w:pPr>
-        <w:pStyle w:val="BodyText"/>
-      </w:pPr>
-      <w:r>
-        <w:t xml:space="preserve">ALEKSEY: Громкая связь. Говорите.</w:t>
-      </w:r>
-    </w:p>
-    <w:p>
-      <w:pPr>
-        <w:pStyle w:val="BodyText"/>
-      </w:pPr>
-      <w:r>
-        <w:t xml:space="preserve">VOLKOV: Господин Чхве. Волков. «Северная Фарма». Вы предлагали мне стать вторым дистрибьютором. Я отказался. Повторю причину. У меня нет журнала на каждый шприц. Нет линии в три часа ночи. Нет врача, который отзывает сертификат у своего ученика. У «Моста» — есть. Я тридцать лет гнался за объёмом. Знаю, чем это кончается. Не повторяйте мою ошибку.</w:t>
-      </w:r>
-    </w:p>
-    <w:p>
-      <w:pPr>
-        <w:pStyle w:val="BodyText"/>
-      </w:pPr>
-      <w:r>
-        <w:t xml:space="preserve">CHOI: Господин Волков… Вы отказываетесь от денег?</w:t>
-      </w:r>
-    </w:p>
-    <w:p>
-      <w:pPr>
-        <w:pStyle w:val="BodyText"/>
-      </w:pPr>
-      <w:r>
-        <w:t xml:space="preserve">VOLKOV: Я отказываюсь от позора. Деньги я найду. Воронцов, всё. Удачи не желаю. Это слово я больше не говорю.</w:t>
-      </w:r>
-    </w:p>
-    <w:p>
-      <w:pPr>
-        <w:pStyle w:val="BodyText"/>
-      </w:pPr>
-      <w:r>
-        <w:t xml:space="preserve">DIMA: Волков. Отказался. Ради нас.</w:t>
-      </w:r>
-    </w:p>
-    <w:p>
-      <w:pPr>
-        <w:pStyle w:val="BodyText"/>
-      </w:pPr>
-      <w:r>
-        <w:t xml:space="preserve">OLGA: Не ради нас. Ради себя. Это даже лучше. Такое не меняется через год.</w:t>
-      </w:r>
-    </w:p>
-    <w:p>
-      <w:pPr>
-        <w:pStyle w:val="BodyText"/>
-      </w:pPr>
-      <w:r>
-        <w:t xml:space="preserve">IRINA: Тридцать лет гнался за объёмом. И сам это сказал. Вслух. При свидетелях.</w:t>
-      </w:r>
-    </w:p>
-    <w:p>
-      <w:pPr>
-        <w:pStyle w:val="BodyText"/>
-      </w:pPr>
-      <w:r>
-        <w:t xml:space="preserve">CHOI: Доюн. Переведи президенту. Нет. Подожди. Переведи сначала им. Я скажу по-корейски. Мне так легче.</w:t>
-      </w:r>
-    </w:p>
-    <w:p>
-      <w:pPr>
-        <w:pStyle w:val="BodyText"/>
-      </w:pPr>
-      <w:r>
-        <w:t xml:space="preserve">DOYUN: Он говорит: «Я обещал совету директоров вернуться с тремя разами. Или с новым дистрибьютором. Я не вернусь ни с тем, ни с другим. Это будет мой первый провал за двадцать лет».</w:t>
-      </w:r>
-    </w:p>
-    <w:p>
-      <w:pPr>
-        <w:pStyle w:val="BodyText"/>
-      </w:pPr>
-      <w:r>
-        <w:t xml:space="preserve">ALEKSEY: Господин Чхве. Это не провал. Вы вернётесь с пятью тренерами. С ростом больше двух раз — без снижения стандарта. И с отказом Волкова, записанным на телефон. Это больше, чем вы везли сюда. Вы везли цифру. А увезёте причину, почему она реальная.</w:t>
-      </w:r>
-    </w:p>
-    <w:p>
-      <w:pPr>
-        <w:pStyle w:val="BodyText"/>
-      </w:pPr>
-      <w:r>
-        <w:t xml:space="preserve">CHOI: Вы записали Волкова?</w:t>
-      </w:r>
-    </w:p>
-    <w:p>
-      <w:pPr>
-        <w:pStyle w:val="BodyText"/>
-      </w:pPr>
-      <w:r>
-        <w:t xml:space="preserve">KIRILL: Записал. Громкая связь. Как Кристина записала Бойко. У нас так принято. Мы всё записываем.</w:t>
-      </w:r>
-    </w:p>
-    <w:p>
-      <w:pPr>
-        <w:pStyle w:val="BodyText"/>
-      </w:pPr>
-      <w:r>
-        <w:t xml:space="preserve">CHOI: Страшные люди. Все. Хорошо. Летим к президенту. С записью.</w:t>
+        <w:t xml:space="preserve">IRINA: Я и есть бухгалтер, точнее, аудитор, так что будущее — это моя работа.</w:t>
+      </w:r>
+    </w:p>
+    <w:p>
+      <w:pPr>
+        <w:pStyle w:val="BodyText"/>
+      </w:pPr>
+      <w:r>
+        <w:t xml:space="preserve">ALEKSEY: Извините, это телефон, Волков. Я должен ответить, потому что он не звонит просто так. Да, Сергей Павлович?</w:t>
+      </w:r>
+    </w:p>
+    <w:p>
+      <w:pPr>
+        <w:pStyle w:val="BodyText"/>
+      </w:pPr>
+      <w:r>
+        <w:t xml:space="preserve">VOLKOV: Воронцов, коротко. Вчера вечером у меня был ваш кореец, Чхве. Знаете такого?</w:t>
+      </w:r>
+    </w:p>
+    <w:p>
+      <w:pPr>
+        <w:pStyle w:val="BodyText"/>
+      </w:pPr>
+      <w:r>
+        <w:t xml:space="preserve">ALEKSEY: Знаю, он сейчас сидит прямо напротив меня.</w:t>
+      </w:r>
+    </w:p>
+    <w:p>
+      <w:pPr>
+        <w:pStyle w:val="BodyText"/>
+      </w:pPr>
+      <w:r>
+        <w:t xml:space="preserve">VOLKOV: Тогда включите громкую связь, пусть слышит. Я ему вчера всё сказал, а теперь повторю ещё раз.</w:t>
+      </w:r>
+    </w:p>
+    <w:p>
+      <w:pPr>
+        <w:pStyle w:val="BodyText"/>
+      </w:pPr>
+      <w:r>
+        <w:t xml:space="preserve">ALEKSEY: Громкая связь включена, говорите, Сергей Павлович.</w:t>
+      </w:r>
+    </w:p>
+    <w:p>
+      <w:pPr>
+        <w:pStyle w:val="BodyText"/>
+      </w:pPr>
+      <w:r>
+        <w:t xml:space="preserve">VOLKOV: Господин Чхве, это Волков, «Северная Фарма». Вы предлагали мне стать вторым дистрибьютором, и я отказался. Повторю причину. У меня нет журнала на каждый шприц, нет линии в три часа ночи и нет врача, который отзывает сертификат у своего ученика. А у «Моста» всё это есть. Я тридцать лет гнался за объёмом и знаю, чем это кончается. Не повторяйте мою ошибку.</w:t>
+      </w:r>
+    </w:p>
+    <w:p>
+      <w:pPr>
+        <w:pStyle w:val="BodyText"/>
+      </w:pPr>
+      <w:r>
+        <w:t xml:space="preserve">CHOI: Господин Волков… Вы что, отказываетесь от денег?</w:t>
+      </w:r>
+    </w:p>
+    <w:p>
+      <w:pPr>
+        <w:pStyle w:val="BodyText"/>
+      </w:pPr>
+      <w:r>
+        <w:t xml:space="preserve">VOLKOV: Я отказываюсь от позора, а деньги я найду. Воронцов, всё. Удачи не желаю, это слово я больше не говорю.</w:t>
+      </w:r>
+    </w:p>
+    <w:p>
+      <w:pPr>
+        <w:pStyle w:val="BodyText"/>
+      </w:pPr>
+      <w:r>
+        <w:t xml:space="preserve">DIMA: Волков отказался. Неужели ради нас?</w:t>
+      </w:r>
+    </w:p>
+    <w:p>
+      <w:pPr>
+        <w:pStyle w:val="BodyText"/>
+      </w:pPr>
+      <w:r>
+        <w:t xml:space="preserve">OLGA: Не ради нас, а ради себя, и это даже лучше, потому что такое не меняется через год.</w:t>
+      </w:r>
+    </w:p>
+    <w:p>
+      <w:pPr>
+        <w:pStyle w:val="BodyText"/>
+      </w:pPr>
+      <w:r>
+        <w:t xml:space="preserve">IRINA: Он тридцать лет гнался за объёмом и сам сказал это вслух, при свидетелях.</w:t>
+      </w:r>
+    </w:p>
+    <w:p>
+      <w:pPr>
+        <w:pStyle w:val="BodyText"/>
+      </w:pPr>
+      <w:r>
+        <w:t xml:space="preserve">CHOI: Доюн, переведи президенту… Нет, подожди. Сначала переведи им. Я скажу по-корейски, мне так легче.</w:t>
+      </w:r>
+    </w:p>
+    <w:p>
+      <w:pPr>
+        <w:pStyle w:val="BodyText"/>
+      </w:pPr>
+      <w:r>
+        <w:t xml:space="preserve">DOYUN: Он говорит: «Я обещал совету директоров вернуться с ростом в три раза или с новым дистрибьютором. Я не вернусь ни с тем, ни с другим. Это будет мой первый провал за двадцать лет, и мне стыдно об этом говорить».</w:t>
+      </w:r>
+    </w:p>
+    <w:p>
+      <w:pPr>
+        <w:pStyle w:val="BodyText"/>
+      </w:pPr>
+      <w:r>
+        <w:t xml:space="preserve">ALEKSEY: Господин Чхве, это не провал. Вы вернётесь с пятью тренерами, с ростом больше чем в два раза без снижения стандарта и с отказом Волкова, записанным на телефон. Это больше, чем вы везли сюда. Вы везли цифру. А увезёте причину, почему она реальная.</w:t>
+      </w:r>
+    </w:p>
+    <w:p>
+      <w:pPr>
+        <w:pStyle w:val="BodyText"/>
+      </w:pPr>
+      <w:r>
+        <w:t xml:space="preserve">CHOI: Подождите, вы что, записали Волкова?</w:t>
+      </w:r>
+    </w:p>
+    <w:p>
+      <w:pPr>
+        <w:pStyle w:val="BodyText"/>
+      </w:pPr>
+      <w:r>
+        <w:t xml:space="preserve">KIRILL: Записал по громкой связи, как Кристина когда-то записала Бойко. У нас так принято, мы всё записываем.</w:t>
+      </w:r>
+    </w:p>
+    <w:p>
+      <w:pPr>
+        <w:pStyle w:val="BodyText"/>
+      </w:pPr>
+      <w:r>
+        <w:t xml:space="preserve">CHOI: Страшные вы люди, все до одного. Хорошо, летим к президенту с этой записью.</w:t>
       </w:r>
     </w:p>
     <w:bookmarkEnd w:id="24"/>
@@ -2136,119 +2136,119 @@
         <w:pStyle w:val="FirstParagraph"/>
       </w:pPr>
       <w:r>
-        <w:t xml:space="preserve">ALEKSEY: Доюн, у тебя видео? Это президент? Переводи. Мы все слушаем.</w:t>
-      </w:r>
-    </w:p>
-    <w:p>
-      <w:pPr>
-        <w:pStyle w:val="BodyText"/>
-      </w:pPr>
-      <w:r>
-        <w:t xml:space="preserve">DOYUN: Он говорит: «План — два раза, твёрдо. Пять тренеров — за Седжин. Эксклюзив продлеваем. Без акций».</w:t>
-      </w:r>
-    </w:p>
-    <w:p>
-      <w:pPr>
-        <w:pStyle w:val="BodyText"/>
-      </w:pPr>
-      <w:r>
-        <w:t xml:space="preserve">CHOI: Господин президент… Можно вопрос? Почему вы сразу не сказали мне это? До поездки?</w:t>
-      </w:r>
-    </w:p>
-    <w:p>
-      <w:pPr>
-        <w:pStyle w:val="BodyText"/>
-      </w:pPr>
-      <w:r>
-        <w:t xml:space="preserve">DOYUN: Президент говорит: «Потому что вы бы не поверили. Вам нужно было увидеть картонку. И услышать Волкова».</w:t>
-      </w:r>
-    </w:p>
-    <w:p>
-      <w:pPr>
-        <w:pStyle w:val="BodyText"/>
-      </w:pPr>
-      <w:r>
-        <w:t xml:space="preserve">ALEKSEY: Господин Чхве, вы видели картонку. Там теперь три строчки.</w:t>
-      </w:r>
-    </w:p>
-    <w:p>
-      <w:pPr>
-        <w:pStyle w:val="BodyText"/>
-      </w:pPr>
-      <w:r>
-        <w:t xml:space="preserve">CHOI: Видел. «Себе — тоже». Это для кого?</w:t>
-      </w:r>
-    </w:p>
-    <w:p>
-      <w:pPr>
-        <w:pStyle w:val="BodyText"/>
-      </w:pPr>
-      <w:r>
-        <w:t xml:space="preserve">ALEKSEY: Для меня. Бабушка заставила. Можно и для вас. Вы тоже не спите ночами.</w:t>
-      </w:r>
-    </w:p>
-    <w:p>
-      <w:pPr>
-        <w:pStyle w:val="BodyText"/>
-      </w:pPr>
-      <w:r>
-        <w:t xml:space="preserve">CHOI: Я не спал две ночи. Как вы узнали?</w:t>
-      </w:r>
-    </w:p>
-    <w:p>
-      <w:pPr>
-        <w:pStyle w:val="BodyText"/>
-      </w:pPr>
-      <w:r>
-        <w:t xml:space="preserve">IRINA: Вы считали ночью. Сами сказали. А до этого — в самолёте. Это видно по лицу. Я аудитор.</w:t>
-      </w:r>
-    </w:p>
-    <w:p>
-      <w:pPr>
-        <w:pStyle w:val="BodyText"/>
-      </w:pPr>
-      <w:r>
-        <w:t xml:space="preserve">CHOI: Аудитор. Страшный человек. Мне сказали — Ткач так говорит.</w:t>
-      </w:r>
-    </w:p>
-    <w:p>
-      <w:pPr>
-        <w:pStyle w:val="BodyText"/>
-      </w:pPr>
-      <w:r>
-        <w:t xml:space="preserve">DOYUN: Президент говорит ещё одно. Мне. Можно я переведу? Мне — это лично.</w:t>
-      </w:r>
-    </w:p>
-    <w:p>
-      <w:pPr>
-        <w:pStyle w:val="BodyText"/>
-      </w:pPr>
-      <w:r>
-        <w:t xml:space="preserve">ALEKSEY: Переводи. Мы тут все свои.</w:t>
-      </w:r>
-    </w:p>
-    <w:p>
-      <w:pPr>
-        <w:pStyle w:val="BodyText"/>
-      </w:pPr>
-      <w:r>
-        <w:t xml:space="preserve">DOYUN: «Доюн, ты остаёшься Россией. Не Монголией». И ещё: «Береги себя». По-русски. Он сам сказал по-русски.</w:t>
-      </w:r>
-    </w:p>
-    <w:p>
-      <w:pPr>
-        <w:pStyle w:val="BodyText"/>
-      </w:pPr>
-      <w:r>
-        <w:t xml:space="preserve">ALEKSEY: Береги себя. Он выучил это у бабушки?</w:t>
-      </w:r>
-    </w:p>
-    <w:p>
-      <w:pPr>
-        <w:pStyle w:val="BodyText"/>
-      </w:pPr>
-      <w:r>
-        <w:t xml:space="preserve">DOYUN: У её прибора. Каждое утро в шесть. Сто тридцать на восемьдесят.</w:t>
+        <w:t xml:space="preserve">ALEKSEY: Доюн, у тебя видео? Это президент? Переводи, мы все внимательно слушаем.</w:t>
+      </w:r>
+    </w:p>
+    <w:p>
+      <w:pPr>
+        <w:pStyle w:val="BodyText"/>
+      </w:pPr>
+      <w:r>
+        <w:t xml:space="preserve">DOYUN: Он говорит: «План — два раза, твёрдо. Пять тренеров за счёт Седжин. Эксклюзив продлеваем. Без акций».</w:t>
+      </w:r>
+    </w:p>
+    <w:p>
+      <w:pPr>
+        <w:pStyle w:val="BodyText"/>
+      </w:pPr>
+      <w:r>
+        <w:t xml:space="preserve">CHOI: Господин президент… Можно вопрос? Почему вы не сказали мне это сразу, ещё до поездки?</w:t>
+      </w:r>
+    </w:p>
+    <w:p>
+      <w:pPr>
+        <w:pStyle w:val="BodyText"/>
+      </w:pPr>
+      <w:r>
+        <w:t xml:space="preserve">DOYUN: Президент говорит: «Потому что вы бы не поверили. Вам нужно было увидеть картонку и услышать Волкова».</w:t>
+      </w:r>
+    </w:p>
+    <w:p>
+      <w:pPr>
+        <w:pStyle w:val="BodyText"/>
+      </w:pPr>
+      <w:r>
+        <w:t xml:space="preserve">ALEKSEY: Господин Чхве, вы видели нашу картонку. Там теперь три строчки.</w:t>
+      </w:r>
+    </w:p>
+    <w:p>
+      <w:pPr>
+        <w:pStyle w:val="BodyText"/>
+      </w:pPr>
+      <w:r>
+        <w:t xml:space="preserve">CHOI: Видел: «Себе — тоже». А для кого эта строчка?</w:t>
+      </w:r>
+    </w:p>
+    <w:p>
+      <w:pPr>
+        <w:pStyle w:val="BodyText"/>
+      </w:pPr>
+      <w:r>
+        <w:t xml:space="preserve">ALEKSEY: Для меня, потому что бабушка заставила. Но можно и для вас, ведь вы тоже не спите ночами.</w:t>
+      </w:r>
+    </w:p>
+    <w:p>
+      <w:pPr>
+        <w:pStyle w:val="BodyText"/>
+      </w:pPr>
+      <w:r>
+        <w:t xml:space="preserve">CHOI: Я не спал две ночи. Но как вы это узнали?</w:t>
+      </w:r>
+    </w:p>
+    <w:p>
+      <w:pPr>
+        <w:pStyle w:val="BodyText"/>
+      </w:pPr>
+      <w:r>
+        <w:t xml:space="preserve">IRINA: Вы сами сказали, что считали ночью, а до этого в самолёте. И это видно по лицу, я ведь аудитор.</w:t>
+      </w:r>
+    </w:p>
+    <w:p>
+      <w:pPr>
+        <w:pStyle w:val="BodyText"/>
+      </w:pPr>
+      <w:r>
+        <w:t xml:space="preserve">CHOI: Аудитор — страшный человек. Мне сказали, что так говорит Ткач.</w:t>
+      </w:r>
+    </w:p>
+    <w:p>
+      <w:pPr>
+        <w:pStyle w:val="BodyText"/>
+      </w:pPr>
+      <w:r>
+        <w:t xml:space="preserve">DOYUN: Президент говорит ещё одно, лично мне. Можно я это переведу?</w:t>
+      </w:r>
+    </w:p>
+    <w:p>
+      <w:pPr>
+        <w:pStyle w:val="BodyText"/>
+      </w:pPr>
+      <w:r>
+        <w:t xml:space="preserve">ALEKSEY: Переводи, конечно. Мы тут все свои.</w:t>
+      </w:r>
+    </w:p>
+    <w:p>
+      <w:pPr>
+        <w:pStyle w:val="BodyText"/>
+      </w:pPr>
+      <w:r>
+        <w:t xml:space="preserve">DOYUN: «Доюн, ты остаёшься Россией, а не Монголией». И ещё: «Береги себя». Это он сказал по-русски, сам.</w:t>
+      </w:r>
+    </w:p>
+    <w:p>
+      <w:pPr>
+        <w:pStyle w:val="BodyText"/>
+      </w:pPr>
+      <w:r>
+        <w:t xml:space="preserve">ALEKSEY: «Береги себя»? Неужели он выучил это у бабушки?</w:t>
+      </w:r>
+    </w:p>
+    <w:p>
+      <w:pPr>
+        <w:pStyle w:val="BodyText"/>
+      </w:pPr>
+      <w:r>
+        <w:t xml:space="preserve">DOYUN: У её прибора: каждое утро в шесть, и давление сто тридцать на восемьдесят.</w:t>
       </w:r>
     </w:p>
     <w:p>
@@ -3485,7 +3485,7 @@
         <w:t xml:space="preserve">“</w:t>
       </w:r>
       <w:r>
-        <w:t xml:space="preserve">Это бюджет второго дистрибьютора. Я посчитала. Второй дистрибьютор снижает цену на двадцать процентов, чтобы зайти. Через год ваш гель продаётся в двух ценах. Через два — в Москве появляется серый «уральский» Седжин. Через три — Седжин в России стоит как аналог. Пять тренеров стоят меньше одного такого года.</w:t>
+        <w:t xml:space="preserve">Это бюджет второго дистрибьютора, я посчитала. Второй дистрибьютор снижает цену на двадцать процентов, чтобы зайти на рынок. Через год ваш гель продаётся по двум ценам. Через два в Москве появляется серый «уральский» Седжин. А через три Седжин в России стоит как аналог. Пять тренеров стоят меньше, чем один такой год.</w:t>
       </w:r>
       <w:r>
         <w:t xml:space="preserve">”</w:t>
@@ -3565,7 +3565,7 @@
               <w:jc w:val="left"/>
             </w:pPr>
             <w:r>
-              <w:t xml:space="preserve">Это бюджет второго дистрибьютора.</w:t>
+              <w:t xml:space="preserve">Это бюджет второго дистрибьютора, я посчитала.</w:t>
             </w:r>
           </w:p>
         </w:tc>
@@ -3603,7 +3603,7 @@
               <w:jc w:val="left"/>
             </w:pPr>
             <w:r>
-              <w:t xml:space="preserve">…снижает цену на двадцать процентов, чтобы зайти.</w:t>
+              <w:t xml:space="preserve">…снижает цену на двадцать процентов, чтобы зайти на рынок.</w:t>
             </w:r>
           </w:p>
         </w:tc>
@@ -3641,19 +3641,19 @@
               <w:jc w:val="left"/>
             </w:pPr>
             <w:r>
-              <w:t xml:space="preserve">Через год… в двух ценах.</w:t>
-            </w:r>
-          </w:p>
-        </w:tc>
-        <w:tc>
-          <w:tcPr/>
-          <w:p>
-            <w:pPr>
-              <w:pStyle w:val="Compact"/>
-              <w:jc w:val="left"/>
-            </w:pPr>
-            <w:r>
-              <w:t xml:space="preserve">через + 대격</w:t>
+              <w:t xml:space="preserve">Через год ваш гель продаётся по двум ценам.</w:t>
+            </w:r>
+          </w:p>
+        </w:tc>
+        <w:tc>
+          <w:tcPr/>
+          <w:p>
+            <w:pPr>
+              <w:pStyle w:val="Compact"/>
+              <w:jc w:val="left"/>
+            </w:pPr>
+            <w:r>
+              <w:t xml:space="preserve">через + 대격, по + 여격</w:t>
             </w:r>
           </w:p>
         </w:tc>
@@ -3679,7 +3679,7 @@
               <w:jc w:val="left"/>
             </w:pPr>
             <w:r>
-              <w:t xml:space="preserve">Через два — …появляется серый…</w:t>
+              <w:t xml:space="preserve">Через два в Москве появляется серый…</w:t>
             </w:r>
           </w:p>
         </w:tc>
@@ -3717,7 +3717,7 @@
               <w:jc w:val="left"/>
             </w:pPr>
             <w:r>
-              <w:t xml:space="preserve">Через три — …стоит как аналог.</w:t>
+              <w:t xml:space="preserve">А через три Седжин в России стоит как аналог.</w:t>
             </w:r>
           </w:p>
         </w:tc>
@@ -3755,19 +3755,19 @@
               <w:jc w:val="left"/>
             </w:pPr>
             <w:r>
-              <w:t xml:space="preserve">Пять тренеров стоят меньше одного такого года.</w:t>
-            </w:r>
-          </w:p>
-        </w:tc>
-        <w:tc>
-          <w:tcPr/>
-          <w:p>
-            <w:pPr>
-              <w:pStyle w:val="Compact"/>
-              <w:jc w:val="left"/>
-            </w:pPr>
-            <w:r>
-              <w:t xml:space="preserve">비교 меньше + 생격</w:t>
+              <w:t xml:space="preserve">Пять тренеров стоят меньше, чем один такой год.</w:t>
+            </w:r>
+          </w:p>
+        </w:tc>
+        <w:tc>
+          <w:tcPr/>
+          <w:p>
+            <w:pPr>
+              <w:pStyle w:val="Compact"/>
+              <w:jc w:val="left"/>
+            </w:pPr>
+            <w:r>
+              <w:t xml:space="preserve">비교 меньше, чем</w:t>
             </w:r>
           </w:p>
         </w:tc>
@@ -3791,7 +3791,7 @@
         <w:t xml:space="preserve">“</w:t>
       </w:r>
       <w:r>
-        <w:t xml:space="preserve">Это бюджет… Я посчитала. … Через год… Через два… Через три… X стоит меньше…</w:t>
+        <w:t xml:space="preserve">Это бюджет…, я посчитала. … Через год… Через два… А через три… X стоит меньше, чем…</w:t>
       </w:r>
       <w:r>
         <w:t xml:space="preserve">”</w:t>
@@ -3810,7 +3810,7 @@
         <w:t xml:space="preserve"> </w:t>
       </w:r>
       <w:r>
-        <w:t xml:space="preserve">чтобы · через · меньше</w:t>
+        <w:t xml:space="preserve">чтобы · через · а · меньше, чем</w:t>
       </w:r>
       <w:r>
         <w:t xml:space="preserve"> </w:t>
@@ -3841,7 +3841,7 @@
         <w:t xml:space="preserve">”</w:t>
       </w:r>
       <w:r>
-        <w:t xml:space="preserve">고 한 제안을 상대의 대안 비용과 비교해 30~40단어로 설득하기.</w:t>
+        <w:t xml:space="preserve">고 한 제안을 상대의 대안 비용과 비교해 35~60단어로 설득하기.</w:t>
       </w:r>
     </w:p>
     <w:bookmarkEnd w:id="30"/>

--- a/svoyo-delo/대본/5부/11화_Doyun_v_Moskve.docx
+++ b/svoyo-delo/대본/5부/11화_Doyun_v_Moskve.docx
@@ -4339,119 +4339,119 @@
         <w:pStyle w:val="FirstParagraph"/>
       </w:pPr>
       <w:r>
-        <w:t xml:space="preserve">알렉세이: 도윤! 여기! 드디어. 2년 동안 너를 전화로만 봤어.</w:t>
-      </w:r>
-    </w:p>
-    <w:p>
-      <w:pPr>
-        <w:pStyle w:val="BodyText"/>
-      </w:pPr>
-      <w:r>
-        <w:t xml:space="preserve">도윤: 료샤! 살 빠졌네. 아니, 잠깐. 살쪘네. 할머니가 먹여 주셔?</w:t>
-      </w:r>
-    </w:p>
-    <w:p>
-      <w:pPr>
-        <w:pStyle w:val="BodyText"/>
-      </w:pPr>
-      <w:r>
-        <w:t xml:space="preserve">알렉세이: 매달 첫째 일요일. 파이. 혈압 130.</w:t>
-      </w:r>
-    </w:p>
-    <w:p>
-      <w:pPr>
-        <w:pStyle w:val="BodyText"/>
-      </w:pPr>
-      <w:r>
-        <w:t xml:space="preserve">도윤: 130. 대표님이 기뻐하시겠다. 료샤, 인사해. 최준호 님. 새 영업 부사장.</w:t>
-      </w:r>
-    </w:p>
-    <w:p>
-      <w:pPr>
-        <w:pStyle w:val="BodyText"/>
-      </w:pPr>
-      <w:r>
-        <w:t xml:space="preserve">최: 안녕하세요. 최입니다. 러시아어 해요. 조금. 알마티에서 3년 일했어요. 삼성.</w:t>
-      </w:r>
-    </w:p>
-    <w:p>
-      <w:pPr>
-        <w:pStyle w:val="BodyText"/>
-      </w:pPr>
-      <w:r>
-        <w:t xml:space="preserve">알렉세이: 모스크바에 오신 걸 환영합니다, 최 부사장님. 러시아어 잘하시네요.</w:t>
-      </w:r>
-    </w:p>
-    <w:p>
-      <w:pPr>
-        <w:pStyle w:val="BodyText"/>
-      </w:pPr>
-      <w:r>
-        <w:t xml:space="preserve">최: 직설적으로 말해요. 러시아어로는 그게 더 쉬워요. 공손한 말 없이. 알마티에서 다 떨어졌어요.</w:t>
-      </w:r>
-    </w:p>
-    <w:p>
-      <w:pPr>
-        <w:pStyle w:val="BodyText"/>
-      </w:pPr>
-      <w:r>
-        <w:t xml:space="preserve">키릴: 차가 기다려요. 사무실로 모실게요. 아니면 호텔 먼저?</w:t>
-      </w:r>
-    </w:p>
-    <w:p>
-      <w:pPr>
-        <w:pStyle w:val="BodyText"/>
-      </w:pPr>
-      <w:r>
-        <w:t xml:space="preserve">최: 사무실. 바로. 시간은 — 돈. 이것도 러시아어로 배웠어요.</w:t>
-      </w:r>
-    </w:p>
-    <w:p>
-      <w:pPr>
-        <w:pStyle w:val="BodyText"/>
-      </w:pPr>
-      <w:r>
-        <w:t xml:space="preserve">도윤: 늘 이래. 비행기에서 내리자마자 — 전투. 원주에선 「탱크」라고 불러.</w:t>
-      </w:r>
-    </w:p>
-    <w:p>
-      <w:pPr>
-        <w:pStyle w:val="BodyText"/>
-      </w:pPr>
-      <w:r>
-        <w:t xml:space="preserve">최: 도윤, 그건 통역할 필요 없어. 러시아어로도.</w:t>
-      </w:r>
-    </w:p>
-    <w:p>
-      <w:pPr>
-        <w:pStyle w:val="BodyText"/>
-      </w:pPr>
-      <w:r>
-        <w:t xml:space="preserve">알렉세이: 좋아요. 사무실. 키릴, 가자. 최 부사장님, 우리 문 위에 판지가 걸려 있어요. 보시게 될 거예요.</w:t>
-      </w:r>
-    </w:p>
-    <w:p>
-      <w:pPr>
-        <w:pStyle w:val="BodyText"/>
-      </w:pPr>
-      <w:r>
-        <w:t xml:space="preserve">최: 알아요. 「해를 끼치지 마라」. 대표님이 얘기하셨어요. 40분. 시간 쟀어요.</w:t>
-      </w:r>
-    </w:p>
-    <w:p>
-      <w:pPr>
-        <w:pStyle w:val="BodyText"/>
-      </w:pPr>
-      <w:r>
-        <w:t xml:space="preserve">도윤: 모두의 시간을 재. 대표님 것까지.</w:t>
-      </w:r>
-    </w:p>
-    <w:p>
-      <w:pPr>
-        <w:pStyle w:val="BodyText"/>
-      </w:pPr>
-      <w:r>
-        <w:t xml:space="preserve">최: 특히 대표님. 말씀을 천천히 하시니까. 그런데 계획은 — 빨라요.</w:t>
+        <w:t xml:space="preserve">알렉세이: 도윤, 이리 와! 드디어. 2년 동안 너를 전화로만 봤잖아.</w:t>
+      </w:r>
+    </w:p>
+    <w:p>
+      <w:pPr>
+        <w:pStyle w:val="BodyText"/>
+      </w:pPr>
+      <w:r>
+        <w:t xml:space="preserve">도윤: 료샤! 살 빠졌네. 아니, 잠깐, 반대로 살쪘네. 할머니가 먹여 주셔?</w:t>
+      </w:r>
+    </w:p>
+    <w:p>
+      <w:pPr>
+        <w:pStyle w:val="BodyText"/>
+      </w:pPr>
+      <w:r>
+        <w:t xml:space="preserve">알렉세이: 매달 첫째 일요일에 파이로. 그리고 이젠 혈압이 130이야.</w:t>
+      </w:r>
+    </w:p>
+    <w:p>
+      <w:pPr>
+        <w:pStyle w:val="BodyText"/>
+      </w:pPr>
+      <w:r>
+        <w:t xml:space="preserve">도윤: 130이면 대표님이 기뻐하시겠다. 료샤, 인사해. 최준호 님, 우리 새 영업 부사장님이셔.</w:t>
+      </w:r>
+    </w:p>
+    <w:p>
+      <w:pPr>
+        <w:pStyle w:val="BodyText"/>
+      </w:pPr>
+      <w:r>
+        <w:t xml:space="preserve">최: 안녕하세요, 최입니다. 알마티 삼성에서 3년 일해서 러시아어를 조금 해요.</w:t>
+      </w:r>
+    </w:p>
+    <w:p>
+      <w:pPr>
+        <w:pStyle w:val="BodyText"/>
+      </w:pPr>
+      <w:r>
+        <w:t xml:space="preserve">알렉세이: 모스크바에 오신 걸 환영합니다, 최 부사장님. 제가 보기엔 러시아어를 아주 잘하세요.</w:t>
+      </w:r>
+    </w:p>
+    <w:p>
+      <w:pPr>
+        <w:pStyle w:val="BodyText"/>
+      </w:pPr>
+      <w:r>
+        <w:t xml:space="preserve">최: 직설적으로 말해요. 러시아어로는 공손한 말 없이 하는 게 더 쉬우니까요. 그런 말은 알마티에서 다 떨어졌어요.</w:t>
+      </w:r>
+    </w:p>
+    <w:p>
+      <w:pPr>
+        <w:pStyle w:val="BodyText"/>
+      </w:pPr>
+      <w:r>
+        <w:t xml:space="preserve">키릴: 차가 벌써 기다리고 있어요. 사무실로 모실까요, 아니면 호텔 먼저 가실래요?</w:t>
+      </w:r>
+    </w:p>
+    <w:p>
+      <w:pPr>
+        <w:pStyle w:val="BodyText"/>
+      </w:pPr>
+      <w:r>
+        <w:t xml:space="preserve">최: 바로 사무실로요. 시간은 돈이다, 이것도 러시아어로 배웠어요.</w:t>
+      </w:r>
+    </w:p>
+    <w:p>
+      <w:pPr>
+        <w:pStyle w:val="BodyText"/>
+      </w:pPr>
+      <w:r>
+        <w:t xml:space="preserve">도윤: 늘 이래, 비행기에서 내리자마자 전투야. 원주에선 아예 「탱크」라고 불러.</w:t>
+      </w:r>
+    </w:p>
+    <w:p>
+      <w:pPr>
+        <w:pStyle w:val="BodyText"/>
+      </w:pPr>
+      <w:r>
+        <w:t xml:space="preserve">최: 도윤, 그건 통역할 필요 없어, 러시아어로도.</w:t>
+      </w:r>
+    </w:p>
+    <w:p>
+      <w:pPr>
+        <w:pStyle w:val="BodyText"/>
+      </w:pPr>
+      <w:r>
+        <w:t xml:space="preserve">알렉세이: 좋아요, 사무실로 가죠. 키릴, 출발하자. 최 부사장님, 우리 문 위에 판지가 걸려 있는데, 오늘 보시게 될 거예요.</w:t>
+      </w:r>
+    </w:p>
+    <w:p>
+      <w:pPr>
+        <w:pStyle w:val="BodyText"/>
+      </w:pPr>
+      <w:r>
+        <w:t xml:space="preserve">최: 알아요, 「해를 끼치지 마라」. 대표님이 그 얘기를 40분 하셨어요, 내가 시간을 쟀거든요.</w:t>
+      </w:r>
+    </w:p>
+    <w:p>
+      <w:pPr>
+        <w:pStyle w:val="BodyText"/>
+      </w:pPr>
+      <w:r>
+        <w:t xml:space="preserve">도윤: 이분은 모두의 시간을 재, 대표님 것까지.</w:t>
+      </w:r>
+    </w:p>
+    <w:p>
+      <w:pPr>
+        <w:pStyle w:val="BodyText"/>
+      </w:pPr>
+      <w:r>
+        <w:t xml:space="preserve">최: 특히 대표님 거요. 말씀은 천천히 하시는데, 우리 계획은 빠르니까요.</w:t>
       </w:r>
     </w:p>
     <w:bookmarkEnd w:id="33"/>
@@ -4469,279 +4469,279 @@
         <w:pStyle w:val="FirstParagraph"/>
       </w:pPr>
       <w:r>
-        <w:t xml:space="preserve">이리나: 최 부사장님, 커피? 차? 오시느라 피곤하실 텐데.</w:t>
-      </w:r>
-    </w:p>
-    <w:p>
-      <w:pPr>
-        <w:pStyle w:val="BodyText"/>
-      </w:pPr>
-      <w:r>
-        <w:t xml:space="preserve">최: 나중에. 바로 하죠. 계획. 세진은 러시아가 세 배가 되길 원해요. 내년에. 주사기 9만 개.</w:t>
-      </w:r>
-    </w:p>
-    <w:p>
-      <w:pPr>
-        <w:pStyle w:val="BodyText"/>
-      </w:pPr>
-      <w:r>
-        <w:t xml:space="preserve">이리나: 9만. 어떻게 계산하셨는지 볼 수 있을까요?</w:t>
-      </w:r>
-    </w:p>
-    <w:p>
-      <w:pPr>
-        <w:pStyle w:val="BodyText"/>
-      </w:pPr>
-      <w:r>
-        <w:t xml:space="preserve">최: 볼 수 있죠. 러시아 시장 — 시술 수백만 건. 우리 점유율 — 1퍼센트 미만. 세 배는 — 보수적이에요.</w:t>
-      </w:r>
-    </w:p>
-    <w:p>
-      <w:pPr>
-        <w:pStyle w:val="BodyText"/>
-      </w:pPr>
-      <w:r>
-        <w:t xml:space="preserve">알렉세이: 시장 기준으로는 보수적이죠. 우리 기준으로는 — 아니에요. 우린 의사마다 시험을 봐요. 시험 없이는 안 팔아요.</w:t>
-      </w:r>
-    </w:p>
-    <w:p>
-      <w:pPr>
-        <w:pStyle w:val="BodyText"/>
-      </w:pPr>
-      <w:r>
-        <w:t xml:space="preserve">최: 알아요. 시험 — 좋아요. 하지만 시험은 — 느려요. 한 달에 의사 몇 명이 통과해요?</w:t>
-      </w:r>
-    </w:p>
-    <w:p>
-      <w:pPr>
-        <w:pStyle w:val="BodyText"/>
-      </w:pPr>
-      <w:r>
-        <w:t xml:space="preserve">이리나: 40명. 평균. 모스크바, 페테르부르크, 카잔, 우랄, 시베리아, 극동. 의사 한 명당 — 한 달에 주사기 20개 정도.</w:t>
-      </w:r>
-    </w:p>
-    <w:p>
-      <w:pPr>
-        <w:pStyle w:val="BodyText"/>
-      </w:pPr>
-      <w:r>
-        <w:t xml:space="preserve">최: 한 달 40명. 적어요. 120명이 필요해요.</w:t>
-      </w:r>
-    </w:p>
-    <w:p>
-      <w:pPr>
-        <w:pStyle w:val="BodyText"/>
-      </w:pPr>
-      <w:r>
-        <w:t xml:space="preserve">올가: 그럼 코르닐로바가 셋 필요해요. 우린 하나예요. 그리고 번식은 안 해요.</w:t>
-      </w:r>
-    </w:p>
-    <w:p>
-      <w:pPr>
-        <w:pStyle w:val="BodyText"/>
-      </w:pPr>
-      <w:r>
-        <w:t xml:space="preserve">최: 시험을 더 간단하게 하면 돼요. 영상. 온라인. 알마티처럼.</w:t>
-      </w:r>
-    </w:p>
-    <w:p>
-      <w:pPr>
-        <w:pStyle w:val="BodyText"/>
-      </w:pPr>
-      <w:r>
-        <w:t xml:space="preserve">알렉세이: 영상은 — 안 돼요. 우리 규칙이 아니에요. 코르닐로바의 규칙이에요. 그리고 이젠 — 우리 것이고. 구세프 이후로는 안 바꿔요.</w:t>
-      </w:r>
-    </w:p>
-    <w:p>
-      <w:pPr>
-        <w:pStyle w:val="BodyText"/>
-      </w:pPr>
-      <w:r>
-        <w:t xml:space="preserve">최: 구세프가 누구예요?</w:t>
-      </w:r>
-    </w:p>
-    <w:p>
-      <w:pPr>
-        <w:pStyle w:val="BodyText"/>
-      </w:pPr>
-      <w:r>
-        <w:t xml:space="preserve">디마: 노보시비르스크 의사요. 시험 통과했고. 우리 젤을 마스터들에게 팔았어요. 주사기 36개. 코드로 찾아냈어요.</w:t>
-      </w:r>
-    </w:p>
-    <w:p>
-      <w:pPr>
-        <w:pStyle w:val="BodyText"/>
-      </w:pPr>
-      <w:r>
-        <w:t xml:space="preserve">최: 나쁜 의사 한 명. 좋은 의사 천 명 중에. 그건 통계지, 규칙이 아니에요.</w:t>
-      </w:r>
-    </w:p>
-    <w:p>
-      <w:pPr>
-        <w:pStyle w:val="BodyText"/>
-      </w:pPr>
-      <w:r>
-        <w:t xml:space="preserve">알렉세이: 구세프의 주사기로 시술받은 환자에게 그건 통계가 아니에요. 얼굴이에요.</w:t>
-      </w:r>
-    </w:p>
-    <w:p>
-      <w:pPr>
-        <w:pStyle w:val="BodyText"/>
-      </w:pPr>
-      <w:r>
-        <w:t xml:space="preserve">최: 좋아요. 둘째. 프로모션. 첫 주문 −20%. 신규 의사마다. 다들 그렇게 성장해요.</w:t>
-      </w:r>
-    </w:p>
-    <w:p>
-      <w:pPr>
-        <w:pStyle w:val="BodyText"/>
-      </w:pPr>
-      <w:r>
-        <w:t xml:space="preserve">이리나: 다는 아니에요. 우린 — 아니에요. 전국 가격은 하나. 모스크바에서 프로모션을 하면 내일 카잔이 물어요: 「우리는요?」 1년 뒤엔 — 가격 열한 개. 우랄에서, 시베리아에서, 블라디보스토크에서 겪었어요. 매번 「아니요」라고 했어요. 그리고 매번 파트너는 남았어요.</w:t>
-      </w:r>
-    </w:p>
-    <w:p>
-      <w:pPr>
-        <w:pStyle w:val="BodyText"/>
-      </w:pPr>
-      <w:r>
-        <w:t xml:space="preserve">최: 파트너는 남았다. 그럼 매출은요?</w:t>
-      </w:r>
-    </w:p>
-    <w:p>
-      <w:pPr>
-        <w:pStyle w:val="BodyText"/>
-      </w:pPr>
-      <w:r>
-        <w:t xml:space="preserve">이리나: 1년에 +40퍼센트. 프로모션 없이. 여기 표예요. 줄마다 — 증빙이 있어요.</w:t>
-      </w:r>
-    </w:p>
-    <w:p>
-      <w:pPr>
-        <w:pStyle w:val="BodyText"/>
-      </w:pPr>
-      <w:r>
-        <w:t xml:space="preserve">최: +40. 좋아요. 하지만 300은 아니죠. 셋째. 광고. 블로거. 인스타그램. 팔로워 백만. 블로거 한 명이 — 신규 환자 500명.</w:t>
-      </w:r>
-    </w:p>
-    <w:p>
-      <w:pPr>
-        <w:pStyle w:val="BodyText"/>
-      </w:pPr>
-      <w:r>
-        <w:t xml:space="preserve">올가: 최 부사장님, 러시아에선 일반인 대상 의료기기 광고가 법으로 제한돼요. 필러는 의사만 사용하는 기기예요. 광고는 전문 간행물과 학회에서만 허용돼요. 의사 대상으로. 인스타그램은 안 돼요. 벌금은 — 최대 50만. 게시물마다.</w:t>
-      </w:r>
-    </w:p>
-    <w:p>
-      <w:pPr>
-        <w:pStyle w:val="BodyText"/>
-      </w:pPr>
-      <w:r>
-        <w:t xml:space="preserve">최: 다들 그렇게 해요. 모스크바에서 봤어요. 화면마다 입술이에요.</w:t>
-      </w:r>
-    </w:p>
-    <w:p>
-      <w:pPr>
-        <w:pStyle w:val="BodyText"/>
-      </w:pPr>
-      <w:r>
-        <w:t xml:space="preserve">디마: 「다들 그렇게 한다」. 나쁜 제안 직전에 듣는 말이에요. 루블룝카의 어느 클리닉한테 배웠어요.</w:t>
-      </w:r>
-    </w:p>
-    <w:p>
-      <w:pPr>
-        <w:pStyle w:val="BodyText"/>
-      </w:pPr>
-      <w:r>
-        <w:t xml:space="preserve">최: 재밌는 사람들이네. 좋아요. 블로거 없이. 그럼 넷째, 마지막. 세 배가 안 되면, 세진은 러시아에 두 번째 유통사를 둘 수 있어요. 비독점으로. 당신들과 병행해서. 더 빨리 크려고. 큰 회사들은 다 그렇게 해요.</w:t>
-      </w:r>
-    </w:p>
-    <w:p>
-      <w:pPr>
-        <w:pStyle w:val="BodyText"/>
-      </w:pPr>
-      <w:r>
-        <w:t xml:space="preserve">이리나: 셰르시뇨프. 「우랄팜스납」. 12월에 우리가 거절했어요. 같은 상자에 유사품을 날라요.</w:t>
-      </w:r>
-    </w:p>
-    <w:p>
-      <w:pPr>
-        <w:pStyle w:val="BodyText"/>
-      </w:pPr>
-      <w:r>
-        <w:t xml:space="preserve">최: 이름은 안 말해요. 가능성을 말하는 거예요.</w:t>
-      </w:r>
-    </w:p>
-    <w:p>
-      <w:pPr>
-        <w:pStyle w:val="BodyText"/>
-      </w:pPr>
-      <w:r>
-        <w:t xml:space="preserve">올가: 우리 독점은 계약상 내년 말까지예요. 7.1항. 내가 썼어요. 그쪽 변호사가 서명했고요.</w:t>
-      </w:r>
-    </w:p>
-    <w:p>
-      <w:pPr>
-        <w:pStyle w:val="BodyText"/>
-      </w:pPr>
-      <w:r>
-        <w:t xml:space="preserve">최: 계약은 연장 안 할 수도 있어요. 1년 뒤에.</w:t>
-      </w:r>
-    </w:p>
-    <w:p>
-      <w:pPr>
-        <w:pStyle w:val="BodyText"/>
-      </w:pPr>
-      <w:r>
-        <w:t xml:space="preserve">알렉세이: 그럴 수 있죠. 정직하네요. 솔직하게 말씀해 주셔서 고맙습니다.</w:t>
-      </w:r>
-    </w:p>
-    <w:p>
-      <w:pPr>
-        <w:pStyle w:val="BodyText"/>
-      </w:pPr>
-      <w:r>
-        <w:t xml:space="preserve">도윤: 료샤… 최 부사장님은 공식 입장을 말하는 거야. 내 입장이 아니야.</w:t>
-      </w:r>
-    </w:p>
-    <w:p>
-      <w:pPr>
-        <w:pStyle w:val="BodyText"/>
-      </w:pPr>
-      <w:r>
-        <w:t xml:space="preserve">최: 도윤, 네 입장은 — 세진의 입장이야. 세진에서 일하잖아?</w:t>
-      </w:r>
-    </w:p>
-    <w:p>
-      <w:pPr>
-        <w:pStyle w:val="BodyText"/>
-      </w:pPr>
-      <w:r>
-        <w:t xml:space="preserve">도윤: 일합니다. 12년. 그중 5년은 — 러시아와.</w:t>
-      </w:r>
-    </w:p>
-    <w:p>
-      <w:pPr>
-        <w:pStyle w:val="BodyText"/>
-      </w:pPr>
-      <w:r>
-        <w:t xml:space="preserve">최: 그럼 나를 통역해. 너 자신 말고.</w:t>
-      </w:r>
-    </w:p>
-    <w:p>
-      <w:pPr>
-        <w:pStyle w:val="BodyText"/>
-      </w:pPr>
-      <w:r>
-        <w:t xml:space="preserve">알렉세이: 최 부사장님, 쉬었다 하죠. 두 시간. 우린 계산하고요. 부사장님은 쉬세요. 비행기에서 막 내리셨잖아요.</w:t>
-      </w:r>
-    </w:p>
-    <w:p>
-      <w:pPr>
-        <w:pStyle w:val="BodyText"/>
-      </w:pPr>
-      <w:r>
-        <w:t xml:space="preserve">키릴: 진짜 커피를 보여 드릴게요, 최 부사장님. 인스턴트 말고. 영국 사람들이 마시는 데요. 저도 런던 출신이에요.</w:t>
+        <w:t xml:space="preserve">이리나: 최 부사장님, 오시느라 피곤하실 텐데 커피나 차 드릴까요?</w:t>
+      </w:r>
+    </w:p>
+    <w:p>
+      <w:pPr>
+        <w:pStyle w:val="BodyText"/>
+      </w:pPr>
+      <w:r>
+        <w:t xml:space="preserve">최: 나중에요, 먼저 일부터. 판매 계획은 이래요. 세진은 내년에 러시아가 세 배, 주사기 9만 개로 크길 원해요.</w:t>
+      </w:r>
+    </w:p>
+    <w:p>
+      <w:pPr>
+        <w:pStyle w:val="BodyText"/>
+      </w:pPr>
+      <w:r>
+        <w:t xml:space="preserve">이리나: 9만 개요. 정확히 어떻게 계산하셨는지 볼 수 있을까요?</w:t>
+      </w:r>
+    </w:p>
+    <w:p>
+      <w:pPr>
+        <w:pStyle w:val="BodyText"/>
+      </w:pPr>
+      <w:r>
+        <w:t xml:space="preserve">최: 볼 수 있죠. 러시아 시장은 시술 수백만 건이고, 우리 점유율은 1퍼센트도 안 돼요. 그러니 세 배는 보수적인 거예요.</w:t>
+      </w:r>
+    </w:p>
+    <w:p>
+      <w:pPr>
+        <w:pStyle w:val="BodyText"/>
+      </w:pPr>
+      <w:r>
+        <w:t xml:space="preserve">알렉세이: 시장 기준으로는 보수적이지만 우리 기준으로는 아니에요. 우린 의사마다 시험을 보고, 시험 없이는 팔지 않아요.</w:t>
+      </w:r>
+    </w:p>
+    <w:p>
+      <w:pPr>
+        <w:pStyle w:val="BodyText"/>
+      </w:pPr>
+      <w:r>
+        <w:t xml:space="preserve">최: 알아요. 시험은 좋아요, 하지만 느려요. 한 달에 의사가 몇 명이나 통과해요?</w:t>
+      </w:r>
+    </w:p>
+    <w:p>
+      <w:pPr>
+        <w:pStyle w:val="BodyText"/>
+      </w:pPr>
+      <w:r>
+        <w:t xml:space="preserve">이리나: 평균 40명이에요. 모스크바, 페테르부르크, 카잔, 우랄, 시베리아, 극동을 합쳐서요. 그리고 의사 한 명이 한 달에 주사기를 20개쯤 가져가요.</w:t>
+      </w:r>
+    </w:p>
+    <w:p>
+      <w:pPr>
+        <w:pStyle w:val="BodyText"/>
+      </w:pPr>
+      <w:r>
+        <w:t xml:space="preserve">최: 한 달에 40명은 적어요. 120명이 필요해요.</w:t>
+      </w:r>
+    </w:p>
+    <w:p>
+      <w:pPr>
+        <w:pStyle w:val="BodyText"/>
+      </w:pPr>
+      <w:r>
+        <w:t xml:space="preserve">올가: 그럼 코르닐로바가 셋 필요한데, 우린 하나뿐이고, 안타깝게도 번식은 안 해요.</w:t>
+      </w:r>
+    </w:p>
+    <w:p>
+      <w:pPr>
+        <w:pStyle w:val="BodyText"/>
+      </w:pPr>
+      <w:r>
+        <w:t xml:space="preserve">최: 시험을 더 간단하게 하면 돼요. 알마티에서처럼 영상으로, 온라인으로요.</w:t>
+      </w:r>
+    </w:p>
+    <w:p>
+      <w:pPr>
+        <w:pStyle w:val="BodyText"/>
+      </w:pPr>
+      <w:r>
+        <w:t xml:space="preserve">알렉세이: 영상은 안 돼요. 그건 코르닐로바의 규칙이었고, 이젠 우리 규칙이에요. 구세프 이후로는 안 바꿔요.</w:t>
+      </w:r>
+    </w:p>
+    <w:p>
+      <w:pPr>
+        <w:pStyle w:val="BodyText"/>
+      </w:pPr>
+      <w:r>
+        <w:t xml:space="preserve">최: 그 구세프는 누구예요?</w:t>
+      </w:r>
+    </w:p>
+    <w:p>
+      <w:pPr>
+        <w:pStyle w:val="BodyText"/>
+      </w:pPr>
+      <w:r>
+        <w:t xml:space="preserve">디마: 노보시비르스크의 의사요. 시험을 통과하고 나서 우리 젤을 마스터들에게 팔았어요. 코드로 찾아냈죠, 주사기 36개요.</w:t>
+      </w:r>
+    </w:p>
+    <w:p>
+      <w:pPr>
+        <w:pStyle w:val="BodyText"/>
+      </w:pPr>
+      <w:r>
+        <w:t xml:space="preserve">최: 좋은 의사 천 명 중에 나쁜 의사 한 명이에요. 그건 통계지 규칙이 아니에요.</w:t>
+      </w:r>
+    </w:p>
+    <w:p>
+      <w:pPr>
+        <w:pStyle w:val="BodyText"/>
+      </w:pPr>
+      <w:r>
+        <w:t xml:space="preserve">알렉세이: 구세프의 주사기로 시술받은 환자에게 그건 통계가 아니에요. 그 사람의 얼굴이에요.</w:t>
+      </w:r>
+    </w:p>
+    <w:p>
+      <w:pPr>
+        <w:pStyle w:val="BodyText"/>
+      </w:pPr>
+      <w:r>
+        <w:t xml:space="preserve">최: 좋아요. 둘째, 프로모션이요. 신규 의사마다 첫 주문 20퍼센트 할인. 모든 회사가 그렇게 성장해요.</w:t>
+      </w:r>
+    </w:p>
+    <w:p>
+      <w:pPr>
+        <w:pStyle w:val="BodyText"/>
+      </w:pPr>
+      <w:r>
+        <w:t xml:space="preserve">이리나: 모두는 아니에요. 우린 그렇게 성장하지 않아요, 전국 가격이 하나거든요. 모스크바에서 프로모션을 하면 내일 카잔이 「우리는요?」라고 물어요. 그러면 1년 뒤엔 가격이 열한 개가 돼요. 우랄에서, 시베리아에서, 블라디보스토크에서 이미 겪었어요. 매번 「아니요」라고 했고, 매번 파트너는 남았어요.</w:t>
+      </w:r>
+    </w:p>
+    <w:p>
+      <w:pPr>
+        <w:pStyle w:val="BodyText"/>
+      </w:pPr>
+      <w:r>
+        <w:t xml:space="preserve">최: 파트너는 남았다, 좋아요. 그럼 매출은요?</w:t>
+      </w:r>
+    </w:p>
+    <w:p>
+      <w:pPr>
+        <w:pStyle w:val="BodyText"/>
+      </w:pPr>
+      <w:r>
+        <w:t xml:space="preserve">이리나: 프로모션 하나 없이 1년에 40퍼센트 늘었어요. 여기 표가 있고, 줄마다 증빙이 있어요.</w:t>
+      </w:r>
+    </w:p>
+    <w:p>
+      <w:pPr>
+        <w:pStyle w:val="BodyText"/>
+      </w:pPr>
+      <w:r>
+        <w:t xml:space="preserve">최: 40퍼센트 증가, 좋아요. 하지만 300퍼센트는 아니죠. 셋째, 광고예요. 블로거, 인스타그램, 팔로워 백만. 블로거 한 명이 신규 환자 500명을 데려와요.</w:t>
+      </w:r>
+    </w:p>
+    <w:p>
+      <w:pPr>
+        <w:pStyle w:val="BodyText"/>
+      </w:pPr>
+      <w:r>
+        <w:t xml:space="preserve">올가: 최 부사장님, 러시아에선 일반인 대상 의료기기 광고가 법으로 제한돼요. 필러는 의사만 사용하는 기기라서, 광고는 의사 대상 전문 간행물과 학회에서만 허용되고 인스타그램은 안 돼요. 벌금은 최대 50만, 그것도 게시물마다요.</w:t>
+      </w:r>
+    </w:p>
+    <w:p>
+      <w:pPr>
+        <w:pStyle w:val="BodyText"/>
+      </w:pPr>
+      <w:r>
+        <w:t xml:space="preserve">최: 그래도 다들 그렇게 해요. 모스크바에서 화면마다 입술을 봤어요.</w:t>
+      </w:r>
+    </w:p>
+    <w:p>
+      <w:pPr>
+        <w:pStyle w:val="BodyText"/>
+      </w:pPr>
+      <w:r>
+        <w:t xml:space="preserve">디마: 「다들 그렇게 한다」는 나쁜 제안 바로 직전에 나오는 말이에요. 루블룝카의 어느 클리닉한테 배웠죠.</w:t>
+      </w:r>
+    </w:p>
+    <w:p>
+      <w:pPr>
+        <w:pStyle w:val="BodyText"/>
+      </w:pPr>
+      <w:r>
+        <w:t xml:space="preserve">최: 재밌는 사람들이네. 좋아요, 블로거 없이. 그럼 넷째, 마지막이에요. 세 배가 안 되면, 세진은 더 빨리 크려고 러시아에 두 번째 유통사를 둘 수 있어요. 비독점으로, 당신들과 병행해서요. 큰 회사들은 다 그렇게 해요.</w:t>
+      </w:r>
+    </w:p>
+    <w:p>
+      <w:pPr>
+        <w:pStyle w:val="BodyText"/>
+      </w:pPr>
+      <w:r>
+        <w:t xml:space="preserve">이리나: 그거 「우랄팜스납」의 셰르시뇨프죠. 같은 상자에 유사품을 나른다고 12월에 우리가 거절한 사람이요.</w:t>
+      </w:r>
+    </w:p>
+    <w:p>
+      <w:pPr>
+        <w:pStyle w:val="BodyText"/>
+      </w:pPr>
+      <w:r>
+        <w:t xml:space="preserve">최: 이름은 말하지 않아요. 가능성만 말하는 거예요.</w:t>
+      </w:r>
+    </w:p>
+    <w:p>
+      <w:pPr>
+        <w:pStyle w:val="BodyText"/>
+      </w:pPr>
+      <w:r>
+        <w:t xml:space="preserve">올가: 우리 독점은 계약상 내년 말까지예요, 7.1항이요. 내가 썼고, 그쪽 변호사가 서명했어요.</w:t>
+      </w:r>
+    </w:p>
+    <w:p>
+      <w:pPr>
+        <w:pStyle w:val="BodyText"/>
+      </w:pPr>
+      <w:r>
+        <w:t xml:space="preserve">최: 네, 하지만 계약은 연장하지 않을 수도 있어요. 1년 뒤에요.</w:t>
+      </w:r>
+    </w:p>
+    <w:p>
+      <w:pPr>
+        <w:pStyle w:val="BodyText"/>
+      </w:pPr>
+      <w:r>
+        <w:t xml:space="preserve">알렉세이: 그럴 수 있죠, 그건 정직한 말이에요. 솔직하게 말씀해 주셔서 고맙습니다, 최 부사장님.</w:t>
+      </w:r>
+    </w:p>
+    <w:p>
+      <w:pPr>
+        <w:pStyle w:val="BodyText"/>
+      </w:pPr>
+      <w:r>
+        <w:t xml:space="preserve">도윤: 료샤… 최 부사장님은 공식 입장을 말씀하시는 거야. 내 입장이 아니야.</w:t>
+      </w:r>
+    </w:p>
+    <w:p>
+      <w:pPr>
+        <w:pStyle w:val="BodyText"/>
+      </w:pPr>
+      <w:r>
+        <w:t xml:space="preserve">최: 도윤, 네 입장은 세진의 입장이야. 너 세진에서 일하잖아?</w:t>
+      </w:r>
+    </w:p>
+    <w:p>
+      <w:pPr>
+        <w:pStyle w:val="BodyText"/>
+      </w:pPr>
+      <w:r>
+        <w:t xml:space="preserve">도윤: 일합니다, 12년째요. 그중 5년은 러시아와 함께였고요.</w:t>
+      </w:r>
+    </w:p>
+    <w:p>
+      <w:pPr>
+        <w:pStyle w:val="BodyText"/>
+      </w:pPr>
+      <w:r>
+        <w:t xml:space="preserve">최: 그럼 나를 통역해. 너 자신 말고. 그게 네 일이야.</w:t>
+      </w:r>
+    </w:p>
+    <w:p>
+      <w:pPr>
+        <w:pStyle w:val="BodyText"/>
+      </w:pPr>
+      <w:r>
+        <w:t xml:space="preserve">알렉세이: 최 부사장님, 두 시간 쉬었다 하죠. 우린 계산하고, 부사장님은 쉬세요. 비행기에서 막 내리셨잖아요.</w:t>
+      </w:r>
+    </w:p>
+    <w:p>
+      <w:pPr>
+        <w:pStyle w:val="BodyText"/>
+      </w:pPr>
+      <w:r>
+        <w:t xml:space="preserve">키릴: 최 부사장님, 진짜 커피를 보여 드릴게요. 인스턴트 말고, 영국 사람들이 마시는 데서요. 저도 런던에서 공부했거든요.</w:t>
       </w:r>
     </w:p>
     <w:bookmarkEnd w:id="34"/>
@@ -4759,239 +4759,239 @@
         <w:pStyle w:val="FirstParagraph"/>
       </w:pPr>
       <w:r>
-        <w:t xml:space="preserve">도윤: 료샤, 오늘 미안해. 두 번째 유통사 얘길 할 줄 몰랐어. 나한텐 말 안 했어.</w:t>
-      </w:r>
-    </w:p>
-    <w:p>
-      <w:pPr>
-        <w:pStyle w:val="BodyText"/>
-      </w:pPr>
-      <w:r>
-        <w:t xml:space="preserve">알렉세이: 사과하지 마. 넌 통역했을 뿐이야. 넌 작성자가 아니잖아.</w:t>
-      </w:r>
-    </w:p>
-    <w:p>
-      <w:pPr>
-        <w:pStyle w:val="BodyText"/>
-      </w:pPr>
-      <w:r>
-        <w:t xml:space="preserve">도윤: 난 통역사 이상이야. 난 — 세진 안의 러시아야. 5년. 러시아가 세 배를 못 하면 책임은 내가 져. 원주로 돌아가. 책상으로. 몽골 수출. 거기도 사람은 필요해. 하지만 친구는 필요 없지.</w:t>
-      </w:r>
-    </w:p>
-    <w:p>
-      <w:pPr>
-        <w:pStyle w:val="BodyText"/>
-      </w:pPr>
-      <w:r>
-        <w:t xml:space="preserve">알렉세이: 너를? 우리 시험 때문에 네가 벌을 받아?</w:t>
-      </w:r>
-    </w:p>
-    <w:p>
-      <w:pPr>
-        <w:pStyle w:val="BodyText"/>
-      </w:pPr>
-      <w:r>
-        <w:t xml:space="preserve">도윤: 벌은 아니야. 이동이지. 한국에선 그걸 「옆으로 승진」이라고 해. 멋진 직함, 빈 책상. 딸이 올해 학교에 들어가. 아내는 말해: 「그것도 좋을지 몰라. 저녁마다 집에 있을 테니까」. 아내 말이 맞아. 그래서 더 괴로워.</w:t>
-      </w:r>
-    </w:p>
-    <w:p>
-      <w:pPr>
-        <w:pStyle w:val="BodyText"/>
-      </w:pPr>
-      <w:r>
-        <w:t xml:space="preserve">알렉세이: 그럼 넌 뭐라고 해?</w:t>
-      </w:r>
-    </w:p>
-    <w:p>
-      <w:pPr>
-        <w:pStyle w:val="BodyText"/>
-      </w:pPr>
-      <w:r>
-        <w:t xml:space="preserve">도윤: 힌칼리가 식는다고. 먹어. 네가 가르쳐 줬잖아: 먼저 먹고, 그다음 일 얘기.</w:t>
-      </w:r>
-    </w:p>
-    <w:p>
-      <w:pPr>
-        <w:pStyle w:val="BodyText"/>
-      </w:pPr>
-      <w:r>
-        <w:t xml:space="preserve">알렉세이: 그건 사피나가 가르친 거야. 카잔. 그래도 맞는 말이지. 너도 먹어.</w:t>
-      </w:r>
-    </w:p>
-    <w:p>
-      <w:pPr>
-        <w:pStyle w:val="BodyText"/>
-      </w:pPr>
-      <w:r>
-        <w:t xml:space="preserve">도윤: 료샤, 솔직히. 최소 두 배는 줄 수 있어? 세 배 말고. 두 배. 6만 개. 두 배면 내가 지킬 수 있어.</w:t>
-      </w:r>
-    </w:p>
-    <w:p>
-      <w:pPr>
-        <w:pStyle w:val="BodyText"/>
-      </w:pPr>
-      <w:r>
-        <w:t xml:space="preserve">알렉세이: 도윤, 의지의 문제가 아니야. 의사가 없어. 한 달 40명. 한 명당 주사기 20개. 그게 천장이야. 더 팔려면 더 가르쳐야 해. 더 가르치려면 — 강사가 더 필요하고. 강사는 다섯이야. 전국에.</w:t>
-      </w:r>
-    </w:p>
-    <w:p>
-      <w:pPr>
-        <w:pStyle w:val="BodyText"/>
-      </w:pPr>
-      <w:r>
-        <w:t xml:space="preserve">도윤: 다섯. 그럼 강사가 열다섯이 되면?</w:t>
-      </w:r>
-    </w:p>
-    <w:p>
-      <w:pPr>
-        <w:pStyle w:val="BodyText"/>
-      </w:pPr>
-      <w:r>
-        <w:t xml:space="preserve">알렉세이: 열다섯? 강사 열다섯을 어디서 구해? 코르닐로바가 한 명씩 직접 봐. 일주일씩.</w:t>
-      </w:r>
-    </w:p>
-    <w:p>
-      <w:pPr>
-        <w:pStyle w:val="BodyText"/>
-      </w:pPr>
-      <w:r>
-        <w:t xml:space="preserve">도윤: 대표님이 약속하셨잖아. 2년 전에. 한국인 트레이너. 무료로. 기억나?</w:t>
-      </w:r>
-    </w:p>
-    <w:p>
-      <w:pPr>
-        <w:pStyle w:val="BodyText"/>
-      </w:pPr>
-      <w:r>
-        <w:t xml:space="preserve">알렉세이: 기억나. 첫 교육 때. 오셨지. 이 선생님. 2주.</w:t>
-      </w:r>
-    </w:p>
-    <w:p>
-      <w:pPr>
-        <w:pStyle w:val="BodyText"/>
-      </w:pPr>
-      <w:r>
-        <w:t xml:space="preserve">도윤: 한 명이 아니라면. 다섯. 1년간. 다섯 도시에. 유럽에서 강사들을 가르쳐 본 경험 있는 한국 의사들. 그분들이 너희 강사를 키워. 시험은 늘 그렇듯 코르닐로바가 보고. 비용은 전부 세진이.</w:t>
-      </w:r>
-    </w:p>
-    <w:p>
-      <w:pPr>
-        <w:pStyle w:val="BodyText"/>
-      </w:pPr>
-      <w:r>
-        <w:t xml:space="preserve">알렉세이: 한국 의사 다섯 명을 다섯 도시에? 그게 얼마인지 알아?</w:t>
-      </w:r>
-    </w:p>
-    <w:p>
-      <w:pPr>
-        <w:pStyle w:val="BodyText"/>
-      </w:pPr>
-      <w:r>
-        <w:t xml:space="preserve">도윤: 알아. 브랜드를 망칠 두 번째 유통사보다 싸. 비행기에서 계산했어. 아홉 시간. 이리나처럼.</w:t>
-      </w:r>
-    </w:p>
-    <w:p>
-      <w:pPr>
-        <w:pStyle w:val="BodyText"/>
-      </w:pPr>
-      <w:r>
-        <w:t xml:space="preserve">알렉세이: 비행기에서 계산했다고. 너 우리처럼 됐구나.</w:t>
-      </w:r>
-    </w:p>
-    <w:p>
-      <w:pPr>
-        <w:pStyle w:val="BodyText"/>
-      </w:pPr>
-      <w:r>
-        <w:t xml:space="preserve">도윤: 난 오래전부터 너희 같았어. 그게 원주에서 내 문제야.</w:t>
-      </w:r>
-    </w:p>
-    <w:p>
-      <w:pPr>
-        <w:pStyle w:val="BodyText"/>
-      </w:pPr>
-      <w:r>
-        <w:t xml:space="preserve">알렉세이: 그럼 그건 문제가 아니야. 해결책이지. 한국 강사 다섯. 한 달 의사 40명이 80명이 돼. 의사당 주사기 20개 — 신규로만 80퍼센트 성장. 거기에 기존 의사들은 알아서 늘고. 세 배는 아니야. 하지만 두 배는 넘어.</w:t>
-      </w:r>
-    </w:p>
-    <w:p>
-      <w:pPr>
-        <w:pStyle w:val="BodyText"/>
-      </w:pPr>
-      <w:r>
-        <w:t xml:space="preserve">도윤: 두 배 이상. 두 배 이상이면 지킬 수 있어. 최 부사장이 동의하면.</w:t>
-      </w:r>
-    </w:p>
-    <w:p>
-      <w:pPr>
-        <w:pStyle w:val="BodyText"/>
-      </w:pPr>
-      <w:r>
-        <w:t xml:space="preserve">알렉세이: 최 부사장이 동의할까?</w:t>
-      </w:r>
-    </w:p>
-    <w:p>
-      <w:pPr>
-        <w:pStyle w:val="BodyText"/>
-      </w:pPr>
-      <w:r>
-        <w:t xml:space="preserve">도윤: 몰라. 「탱크」잖아. 탱크는 남의 아이디어를 싫어해. 자기 것만 좋아해.</w:t>
-      </w:r>
-    </w:p>
-    <w:p>
-      <w:pPr>
-        <w:pStyle w:val="BodyText"/>
-      </w:pPr>
-      <w:r>
-        <w:t xml:space="preserve">알렉세이: 그럼 그분 아이디어로 만들자.</w:t>
-      </w:r>
-    </w:p>
-    <w:p>
-      <w:pPr>
-        <w:pStyle w:val="BodyText"/>
-      </w:pPr>
-      <w:r>
-        <w:t xml:space="preserve">도윤: 그분 것으로? 어떻게?</w:t>
-      </w:r>
-    </w:p>
-    <w:p>
-      <w:pPr>
-        <w:pStyle w:val="BodyText"/>
-      </w:pPr>
-      <w:r>
-        <w:t xml:space="preserve">알렉세이: 내일 아침엔 날 통역하지 마. 그분 자신의 말을 통역해 줘. 「시험이 느리다」. 「의사 120명이 필요하다」. 그분이 직접 말했어. 우린 이렇게 답하기만 하면 돼: 네, 느려요. 빠르게 해 주세요. 당신들 의사로.</w:t>
-      </w:r>
-    </w:p>
-    <w:p>
-      <w:pPr>
-        <w:pStyle w:val="BodyText"/>
-      </w:pPr>
-      <w:r>
-        <w:t xml:space="preserve">도윤: 교활한데. 러시아식으로.</w:t>
-      </w:r>
-    </w:p>
-    <w:p>
-      <w:pPr>
-        <w:pStyle w:val="BodyText"/>
-      </w:pPr>
-      <w:r>
-        <w:t xml:space="preserve">알렉세이: 한국식으로. 네가 가르쳐 줬어. 「상사가 스스로 답을 찾게 하라」. 기억나? 첫해. 원주.</w:t>
-      </w:r>
-    </w:p>
-    <w:p>
-      <w:pPr>
-        <w:pStyle w:val="BodyText"/>
-      </w:pPr>
-      <w:r>
-        <w:t xml:space="preserve">도윤: 기억나. 그때 넌 안 듣는 줄 알았어. 다 적고 있었구나.</w:t>
-      </w:r>
-    </w:p>
-    <w:p>
-      <w:pPr>
-        <w:pStyle w:val="BodyText"/>
-      </w:pPr>
-      <w:r>
-        <w:t xml:space="preserve">알렉세이: 전부. 이리나처럼. 힌칼리 먹어. 식는다.</w:t>
+        <w:t xml:space="preserve">도윤: 료샤, 오늘 일 미안해. 두 번째 유통사 얘길 할 줄 몰랐어. 나한텐 아무도 말 안 했거든.</w:t>
+      </w:r>
+    </w:p>
+    <w:p>
+      <w:pPr>
+        <w:pStyle w:val="BodyText"/>
+      </w:pPr>
+      <w:r>
+        <w:t xml:space="preserve">알렉세이: 사과하지 마, 넌 통역만 했잖아. 그 말을 만든 사람이 너는 아니야.</w:t>
+      </w:r>
+    </w:p>
+    <w:p>
+      <w:pPr>
+        <w:pStyle w:val="BodyText"/>
+      </w:pPr>
+      <w:r>
+        <w:t xml:space="preserve">도윤: 난 통역사 이상이야. 5년 동안 세진 안에서 러시아는 곧 나였어. 러시아가 세 배를 못 하면 책임은 내가 져. 원주로 돌려보내서 책상에 앉히겠지, 몽골 수출 담당으로. 거기도 사람은 필요하지만, 친구는 필요 없어.</w:t>
+      </w:r>
+    </w:p>
+    <w:p>
+      <w:pPr>
+        <w:pStyle w:val="BodyText"/>
+      </w:pPr>
+      <w:r>
+        <w:t xml:space="preserve">알렉세이: 너를? 설마 우리 시험 때문에 네가 벌을 받는다는 거야?</w:t>
+      </w:r>
+    </w:p>
+    <w:p>
+      <w:pPr>
+        <w:pStyle w:val="BodyText"/>
+      </w:pPr>
+      <w:r>
+        <w:t xml:space="preserve">도윤: 벌이 아니라 이동이지. 한국에선 그걸 「옆으로 승진」이라고 해. 멋진 직함에 빈 책상. 딸이 올해 학교에 들어가는데, 아내는 「그것도 좋을지 몰라, 저녁마다 집에 있을 테니까」라고 해. 아내 말이 맞아서 더 괴로워.</w:t>
+      </w:r>
+    </w:p>
+    <w:p>
+      <w:pPr>
+        <w:pStyle w:val="BodyText"/>
+      </w:pPr>
+      <w:r>
+        <w:t xml:space="preserve">알렉세이: 그럼 너 자신은 그걸 어떻게 생각해?</w:t>
+      </w:r>
+    </w:p>
+    <w:p>
+      <w:pPr>
+        <w:pStyle w:val="BodyText"/>
+      </w:pPr>
+      <w:r>
+        <w:t xml:space="preserve">도윤: 힌칼리가 식는다고 생각해, 그러니까 먹어. 먼저 먹고 그다음에 일 얘기 하라고 네가 가르쳐 줬잖아.</w:t>
+      </w:r>
+    </w:p>
+    <w:p>
+      <w:pPr>
+        <w:pStyle w:val="BodyText"/>
+      </w:pPr>
+      <w:r>
+        <w:t xml:space="preserve">알렉세이: 그건 카잔의 사피나가 가르친 거지만, 맞는 말이야. 너도 먹어.</w:t>
+      </w:r>
+    </w:p>
+    <w:p>
+      <w:pPr>
+        <w:pStyle w:val="BodyText"/>
+      </w:pPr>
+      <w:r>
+        <w:t xml:space="preserve">도윤: 료샤, 솔직히 최소 두 배는 줄 수 있어? 세 배 말고 두 배, 그러니까 6만 개. 두 배면 내가 지킬 수 있어.</w:t>
+      </w:r>
+    </w:p>
+    <w:p>
+      <w:pPr>
+        <w:pStyle w:val="BodyText"/>
+      </w:pPr>
+      <w:r>
+        <w:t xml:space="preserve">알렉세이: 도윤, 하고 싶은 마음의 문제가 아니라 의사가 없다는 게 문제야. 한 달 40명, 한 명당 주사기 20개, 그게 천장이야. 더 팔려면 더 가르쳐야 하고, 그러려면 강사가 더 필요해. 그런데 강사는 전국에 다섯 명뿐이야.</w:t>
+      </w:r>
+    </w:p>
+    <w:p>
+      <w:pPr>
+        <w:pStyle w:val="BodyText"/>
+      </w:pPr>
+      <w:r>
+        <w:t xml:space="preserve">도윤: 다섯이라. 그럼 강사가 열다섯이 되면 어때?</w:t>
+      </w:r>
+    </w:p>
+    <w:p>
+      <w:pPr>
+        <w:pStyle w:val="BodyText"/>
+      </w:pPr>
+      <w:r>
+        <w:t xml:space="preserve">알렉세이: 열다섯? 코르닐로바가 한 명씩 일주일 내내 직접 검증하는데, 강사 열다섯을 어디서 구해?</w:t>
+      </w:r>
+    </w:p>
+    <w:p>
+      <w:pPr>
+        <w:pStyle w:val="BodyText"/>
+      </w:pPr>
+      <w:r>
+        <w:t xml:space="preserve">도윤: 대표님이 2년 전에 너한테 한국인 트레이너를 무료로 약속하셨잖아. 기억나?</w:t>
+      </w:r>
+    </w:p>
+    <w:p>
+      <w:pPr>
+        <w:pStyle w:val="BodyText"/>
+      </w:pPr>
+      <w:r>
+        <w:t xml:space="preserve">알렉세이: 기억나, 첫 교육 때. 그때 이 선생님이 2주 동안 오셨지.</w:t>
+      </w:r>
+    </w:p>
+    <w:p>
+      <w:pPr>
+        <w:pStyle w:val="BodyText"/>
+      </w:pPr>
+      <w:r>
+        <w:t xml:space="preserve">도윤: 한 명이 아니라 다섯 명이 1년간 다섯 도시에 간다면? 유럽에서 강사들을 가르쳐 본 경험 많은 한국 의사들이야. 그분들이 너희 강사를 키우고, 시험은 늘 그렇듯 코르닐로바가 보고, 비용은 전부 세진이 내.</w:t>
+      </w:r>
+    </w:p>
+    <w:p>
+      <w:pPr>
+        <w:pStyle w:val="BodyText"/>
+      </w:pPr>
+      <w:r>
+        <w:t xml:space="preserve">알렉세이: 한국 의사 다섯 명을 다섯 도시에? 그게 얼마나 드는지 알기나 해?</w:t>
+      </w:r>
+    </w:p>
+    <w:p>
+      <w:pPr>
+        <w:pStyle w:val="BodyText"/>
+      </w:pPr>
+      <w:r>
+        <w:t xml:space="preserve">도윤: 알아. 브랜드를 망칠 두 번째 유통사보다 싸. 비행기에서 이리나처럼 아홉 시간 내내 계산했어.</w:t>
+      </w:r>
+    </w:p>
+    <w:p>
+      <w:pPr>
+        <w:pStyle w:val="BodyText"/>
+      </w:pPr>
+      <w:r>
+        <w:t xml:space="preserve">알렉세이: 비행기에서 계산했다고? 너 완전히 우리처럼 됐구나.</w:t>
+      </w:r>
+    </w:p>
+    <w:p>
+      <w:pPr>
+        <w:pStyle w:val="BodyText"/>
+      </w:pPr>
+      <w:r>
+        <w:t xml:space="preserve">도윤: 난 오래전부터 너희 같았어. 그게 바로 원주에서 내 문제야.</w:t>
+      </w:r>
+    </w:p>
+    <w:p>
+      <w:pPr>
+        <w:pStyle w:val="BodyText"/>
+      </w:pPr>
+      <w:r>
+        <w:t xml:space="preserve">알렉세이: 그럼 그건 문제가 아니라 해결책이야. 한국 강사 다섯이면 한 달 의사 40명이 80명이 돼. 의사당 주사기 20개면 신규 의사로만 80퍼센트 성장이고, 기존 의사들은 알아서 늘어. 세 배는 아니지만 두 배는 넘어.</w:t>
+      </w:r>
+    </w:p>
+    <w:p>
+      <w:pPr>
+        <w:pStyle w:val="BodyText"/>
+      </w:pPr>
+      <w:r>
+        <w:t xml:space="preserve">도윤: 두 배 이상이면 지킬 수 있어. 최 부사장님이 동의만 한다면.</w:t>
+      </w:r>
+    </w:p>
+    <w:p>
+      <w:pPr>
+        <w:pStyle w:val="BodyText"/>
+      </w:pPr>
+      <w:r>
+        <w:t xml:space="preserve">알렉세이: 네 생각엔 최 부사장님이 동의할 것 같아?</w:t>
+      </w:r>
+    </w:p>
+    <w:p>
+      <w:pPr>
+        <w:pStyle w:val="BodyText"/>
+      </w:pPr>
+      <w:r>
+        <w:t xml:space="preserve">도윤: 몰라. 「탱크」잖아. 탱크는 남의 아이디어를 싫어하고 자기 것만 좋아해.</w:t>
+      </w:r>
+    </w:p>
+    <w:p>
+      <w:pPr>
+        <w:pStyle w:val="BodyText"/>
+      </w:pPr>
+      <w:r>
+        <w:t xml:space="preserve">알렉세이: 그럼 그분 자신의 아이디어가 되게 하자.</w:t>
+      </w:r>
+    </w:p>
+    <w:p>
+      <w:pPr>
+        <w:pStyle w:val="BodyText"/>
+      </w:pPr>
+      <w:r>
+        <w:t xml:space="preserve">도윤: 그분 아이디어로? 그걸 어떻게 해?</w:t>
+      </w:r>
+    </w:p>
+    <w:p>
+      <w:pPr>
+        <w:pStyle w:val="BodyText"/>
+      </w:pPr>
+      <w:r>
+        <w:t xml:space="preserve">알렉세이: 내일 아침엔 나를 통역하지 말고 그분 자신의 말을 통역해 줘. 「시험이 느리다」, 「의사 120명이 필요하다」. 그분이 직접 한 말이야. 우린 이렇게 답하기만 하면 돼. 네, 느려요, 그러니 당신들 의사로 빠르게 해 주세요. 그러면 당신들은 성장을, 우리는 기준을 갖게 된다고.</w:t>
+      </w:r>
+    </w:p>
+    <w:p>
+      <w:pPr>
+        <w:pStyle w:val="BodyText"/>
+      </w:pPr>
+      <w:r>
+        <w:t xml:space="preserve">도윤: 교묘하게 생각했네, 아주 러시아식이야.</w:t>
+      </w:r>
+    </w:p>
+    <w:p>
+      <w:pPr>
+        <w:pStyle w:val="BodyText"/>
+      </w:pPr>
+      <w:r>
+        <w:t xml:space="preserve">알렉세이: 아니, 한국식이야. 네가 가르쳐 줬잖아: 「상사가 스스로 답을 찾게 하라」. 기억나? 첫해, 원주에서.</w:t>
+      </w:r>
+    </w:p>
+    <w:p>
+      <w:pPr>
+        <w:pStyle w:val="BodyText"/>
+      </w:pPr>
+      <w:r>
+        <w:t xml:space="preserve">도윤: 기억나. 그때 넌 안 듣는 줄 알았는데, 다 적고 있었구나.</w:t>
+      </w:r>
+    </w:p>
+    <w:p>
+      <w:pPr>
+        <w:pStyle w:val="BodyText"/>
+      </w:pPr>
+      <w:r>
+        <w:t xml:space="preserve">알렉세이: 이리나처럼 전부 적었지. 힌칼리 먹어, 안 그러면 식는다.</w:t>
       </w:r>
     </w:p>
     <w:bookmarkEnd w:id="35"/>
@@ -5009,47 +5009,47 @@
         <w:pStyle w:val="FirstParagraph"/>
       </w:pPr>
       <w:r>
-        <w:t xml:space="preserve">최: 밤에 계산했어요. 당신들 의사 40명이 — 천장이에요. 그러니까 시험이 더 많아야 해요. 이게 핵심 문제예요.</w:t>
-      </w:r>
-    </w:p>
-    <w:p>
-      <w:pPr>
-        <w:pStyle w:val="BodyText"/>
-      </w:pPr>
-      <w:r>
-        <w:t xml:space="preserve">알렉세이: 동의해요. 맞는 말씀이에요. 시험이 병목이에요. 그걸 처음 말씀하신 건 부사장님이에요.</w:t>
-      </w:r>
-    </w:p>
-    <w:p>
-      <w:pPr>
-        <w:pStyle w:val="BodyText"/>
-      </w:pPr>
-      <w:r>
-        <w:t xml:space="preserve">최: 내가 말했죠. 네. 뭘 제안해요? 영상 — 안 됨. 블로거 — 안 됨. 프로모션 — 안 됨. 다 금지하네요.</w:t>
-      </w:r>
-    </w:p>
-    <w:p>
-      <w:pPr>
-        <w:pStyle w:val="BodyText"/>
-      </w:pPr>
-      <w:r>
-        <w:t xml:space="preserve">도윤: 최 부사장님, 세진 입장에서 말씀드려도 될까요? 모스크바 입장이 아니라. 대표님이 2년 전 「모스트」에 한국인 트레이너를 약속하셨습니다. 세진이 다섯 명을 1년간 다섯 도시에 보내면 시험이 두 배가 됩니다. 영상 없이. 기준을 낮추지 않고. 시험은 코르닐로바가 보고. 세진 의사들은 강사를 가르치고요.</w:t>
-      </w:r>
-    </w:p>
-    <w:p>
-      <w:pPr>
-        <w:pStyle w:val="BodyText"/>
-      </w:pPr>
-      <w:r>
-        <w:t xml:space="preserve">최: 한국 의사 다섯. 1년. 비싸요. 내 예산이 아니에요.</w:t>
-      </w:r>
-    </w:p>
-    <w:p>
-      <w:pPr>
-        <w:pStyle w:val="BodyText"/>
-      </w:pPr>
-      <w:r>
-        <w:t xml:space="preserve">이리나: 그게 두 번째 유통사의 예산이에요. 계산했어요. 두 번째 유통사는 들어오려고 가격을 20퍼센트 내려요. 1년 뒤엔 젤이 두 가격으로 팔려요. 2년 뒤엔 모스크바에 「우랄산」 회색 세진이 나와요. 3년 뒤엔 러시아에서 세진이 유사품 값이 돼요. 강사 다섯은 그런 1년보다 싸요.</w:t>
+        <w:t xml:space="preserve">최: 밤에 계산해 봤어요. 당신들 의사 한 달 40명이 천장이니까, 시험이 더 많아야 해요. 그게 핵심 문제예요.</w:t>
+      </w:r>
+    </w:p>
+    <w:p>
+      <w:pPr>
+        <w:pStyle w:val="BodyText"/>
+      </w:pPr>
+      <w:r>
+        <w:t xml:space="preserve">알렉세이: 동의합니다, 맞는 말씀이에요. 시험이 병목이고, 그걸 처음 말씀하신 건 부사장님이에요.</w:t>
+      </w:r>
+    </w:p>
+    <w:p>
+      <w:pPr>
+        <w:pStyle w:val="BodyText"/>
+      </w:pPr>
+      <w:r>
+        <w:t xml:space="preserve">최: 네, 내가 말했죠. 그런데 뭘 제안하는 거예요? 영상도 안 되고, 블로거도 안 되고, 프로모션도 안 되고. 다 금지하네요.</w:t>
+      </w:r>
+    </w:p>
+    <w:p>
+      <w:pPr>
+        <w:pStyle w:val="BodyText"/>
+      </w:pPr>
+      <w:r>
+        <w:t xml:space="preserve">도윤: 최 부사장님, 모스크바가 아니라 세진 입장에서 말씀드려도 될까요? 대표님은 2년 전에 이미 「모스트」에 한국인 트레이너를 약속하셨습니다. 세진이 다섯 명을 1년간 다섯 도시에 보내면 시험이 두 배가 됩니다. 영상도 없이, 기준을 낮추지도 않고요. 시험은 코르닐로바가 보고, 세진 의사들은 강사를 가르치는 겁니다.</w:t>
+      </w:r>
+    </w:p>
+    <w:p>
+      <w:pPr>
+        <w:pStyle w:val="BodyText"/>
+      </w:pPr>
+      <w:r>
+        <w:t xml:space="preserve">최: 한국 의사 다섯 명을 1년이면 비싸요. 그리고 그건 내 예산이 아니에요.</w:t>
+      </w:r>
+    </w:p>
+    <w:p>
+      <w:pPr>
+        <w:pStyle w:val="BodyText"/>
+      </w:pPr>
+      <w:r>
+        <w:t xml:space="preserve">이리나: 그건 두 번째 유통사의 예산이에요, 제가 계산했어요. 두 번째 유통사는 시장에 들어오려고 가격을 20퍼센트 내려요. 1년 뒤엔 그쪽 젤이 두 가지 가격으로 팔려요. 2년 뒤엔 모스크바에 「우랄산」 회색 세진이 나타나요. 그리고 3년 뒤엔 러시아에서 세진이 유사품 값이 돼요. 강사 다섯은 그런 1년보다 싸요.</w:t>
       </w:r>
     </w:p>
     <w:p>
@@ -5065,55 +5065,55 @@
         <w:pStyle w:val="BodyText"/>
       </w:pPr>
       <w:r>
-        <w:t xml:space="preserve">이리나: 회계사 맞아요. 감사인. 미래가 내 일이에요.</w:t>
-      </w:r>
-    </w:p>
-    <w:p>
-      <w:pPr>
-        <w:pStyle w:val="BodyText"/>
-      </w:pPr>
-      <w:r>
-        <w:t xml:space="preserve">알렉세이: 죄송해요. 전화. 볼코프. 받아야 해요. 괜히 전화하는 사람이 아니에요. 네, 세르게이 파블로비치?</w:t>
-      </w:r>
-    </w:p>
-    <w:p>
-      <w:pPr>
-        <w:pStyle w:val="BodyText"/>
-      </w:pPr>
-      <w:r>
-        <w:t xml:space="preserve">볼코프: 보론초프. 짧게. 어제저녁 당신네 한국 사람이 나한테 왔었어요. 최. 알아요?</w:t>
-      </w:r>
-    </w:p>
-    <w:p>
-      <w:pPr>
-        <w:pStyle w:val="BodyText"/>
-      </w:pPr>
-      <w:r>
-        <w:t xml:space="preserve">알렉세이: 알아요. 지금 제 맞은편에 앉아 있어요.</w:t>
-      </w:r>
-    </w:p>
-    <w:p>
-      <w:pPr>
-        <w:pStyle w:val="BodyText"/>
-      </w:pPr>
-      <w:r>
-        <w:t xml:space="preserve">볼코프: 그럼 스피커폰 켜요. 듣게. 어제 그 사람한테 말했어요. 한 번 더 말하죠.</w:t>
-      </w:r>
-    </w:p>
-    <w:p>
-      <w:pPr>
-        <w:pStyle w:val="BodyText"/>
-      </w:pPr>
-      <w:r>
-        <w:t xml:space="preserve">알렉세이: 스피커폰. 말씀하세요.</w:t>
-      </w:r>
-    </w:p>
-    <w:p>
-      <w:pPr>
-        <w:pStyle w:val="BodyText"/>
-      </w:pPr>
-      <w:r>
-        <w:t xml:space="preserve">볼코프: 최 부사장님. 볼코프. 「세베르나야 파르마」. 나한테 세진의 두 번째 유통사가 되라고 하셨죠. 거절했어요. 이유를 반복하죠. 나한텐 주사기마다 일지가 없어요. 새벽 3시 상담선도 없고. 자기 제자의 인증서를 취소하는 의사도 없어요. 「모스트」엔 — 있어요. 난 30년 동안 물량을 좇았어요. 그 끝이 어떤지 알아요. 내 실수를 반복하지 마세요.</w:t>
+        <w:t xml:space="preserve">이리나: 회계사 맞아요, 정확히는 감사인이죠. 그러니 미래가 제 일이에요.</w:t>
+      </w:r>
+    </w:p>
+    <w:p>
+      <w:pPr>
+        <w:pStyle w:val="BodyText"/>
+      </w:pPr>
+      <w:r>
+        <w:t xml:space="preserve">알렉세이: 죄송해요, 볼코프 전화예요. 괜히 전화하는 사람이 아니라서 받아야 해요. 네, 세르게이 파블로비치?</w:t>
+      </w:r>
+    </w:p>
+    <w:p>
+      <w:pPr>
+        <w:pStyle w:val="BodyText"/>
+      </w:pPr>
+      <w:r>
+        <w:t xml:space="preserve">볼코프: 보론초프, 짧게 하죠. 어제저녁 당신네 한국 사람 최가 나한테 왔었어요. 아는 사람이에요?</w:t>
+      </w:r>
+    </w:p>
+    <w:p>
+      <w:pPr>
+        <w:pStyle w:val="BodyText"/>
+      </w:pPr>
+      <w:r>
+        <w:t xml:space="preserve">알렉세이: 알아요. 지금 바로 제 맞은편에 앉아 있어요.</w:t>
+      </w:r>
+    </w:p>
+    <w:p>
+      <w:pPr>
+        <w:pStyle w:val="BodyText"/>
+      </w:pPr>
+      <w:r>
+        <w:t xml:space="preserve">볼코프: 그럼 스피커폰을 켜서 듣게 해요. 어제 그 사람한테 다 말했지만, 한 번 더 말하죠.</w:t>
+      </w:r>
+    </w:p>
+    <w:p>
+      <w:pPr>
+        <w:pStyle w:val="BodyText"/>
+      </w:pPr>
+      <w:r>
+        <w:t xml:space="preserve">알렉세이: 스피커폰 켰어요, 말씀하세요, 세르게이 파블로비치.</w:t>
+      </w:r>
+    </w:p>
+    <w:p>
+      <w:pPr>
+        <w:pStyle w:val="BodyText"/>
+      </w:pPr>
+      <w:r>
+        <w:t xml:space="preserve">볼코프: 최 부사장님, 「세베르나야 파르마」의 볼코프입니다. 나한테 두 번째 유통사가 되라고 하셨고, 나는 거절했어요. 이유를 다시 말하죠. 나한텐 주사기마다 일지가 없고, 새벽 3시 상담선도 없고, 자기 제자의 인증서를 취소하는 의사도 없어요. 「모스트」엔 그게 다 있어요. 나는 30년 동안 물량을 좇았고, 그 끝이 어떤지 알아요. 내 실수를 반복하지 마세요.</w:t>
       </w:r>
     </w:p>
     <w:p>
@@ -5129,79 +5129,79 @@
         <w:pStyle w:val="BodyText"/>
       </w:pPr>
       <w:r>
-        <w:t xml:space="preserve">볼코프: 수치를 거절하는 거예요. 돈은 찾으면 돼요. 보론초프, 끝. 행운을 빌진 않겠어요. 그 말은 이제 안 해요.</w:t>
-      </w:r>
-    </w:p>
-    <w:p>
-      <w:pPr>
-        <w:pStyle w:val="BodyText"/>
-      </w:pPr>
-      <w:r>
-        <w:t xml:space="preserve">디마: 볼코프가. 거절했어요. 우리를 위해.</w:t>
-      </w:r>
-    </w:p>
-    <w:p>
-      <w:pPr>
-        <w:pStyle w:val="BodyText"/>
-      </w:pPr>
-      <w:r>
-        <w:t xml:space="preserve">올가: 우리를 위해서가 아니라. 자기를 위해서예요. 그게 더 좋아요. 그런 건 1년 뒤에도 안 바뀌니까.</w:t>
-      </w:r>
-    </w:p>
-    <w:p>
-      <w:pPr>
-        <w:pStyle w:val="BodyText"/>
-      </w:pPr>
-      <w:r>
-        <w:t xml:space="preserve">이리나: 30년 동안 물량을 좇았다. 자기 입으로 말했어요. 소리 내서. 증인들 앞에서.</w:t>
-      </w:r>
-    </w:p>
-    <w:p>
-      <w:pPr>
-        <w:pStyle w:val="BodyText"/>
-      </w:pPr>
-      <w:r>
-        <w:t xml:space="preserve">최: 도윤. 대표님께 통역해. 아니. 잠깐. 먼저 이분들께 통역해. 한국어로 말할게. 그게 편해.</w:t>
-      </w:r>
-    </w:p>
-    <w:p>
-      <w:pPr>
-        <w:pStyle w:val="BodyText"/>
-      </w:pPr>
-      <w:r>
-        <w:t xml:space="preserve">도윤: 이렇게 말씀하세요: 「이사회에 세 배를 들고 돌아가겠다고 약속했다. 아니면 새 유통사를. 둘 다 없이 돌아가게 됐다. 20년 만의 첫 실패가 될 거다」.</w:t>
-      </w:r>
-    </w:p>
-    <w:p>
-      <w:pPr>
-        <w:pStyle w:val="BodyText"/>
-      </w:pPr>
-      <w:r>
-        <w:t xml:space="preserve">알렉세이: 최 부사장님. 실패가 아니에요. 강사 다섯을 들고 돌아가세요. 기준을 낮추지 않은 두 배 이상의 성장과 함께. 그리고 전화로 녹음된 볼코프의 거절과 함께. 여기 가져오신 것보다 많아요. 숫자를 가져오셨죠. 그 숫자가 현실인 이유를 가져가시는 거예요.</w:t>
-      </w:r>
-    </w:p>
-    <w:p>
-      <w:pPr>
-        <w:pStyle w:val="BodyText"/>
-      </w:pPr>
-      <w:r>
-        <w:t xml:space="preserve">최: 볼코프를 녹음했어요?</w:t>
-      </w:r>
-    </w:p>
-    <w:p>
-      <w:pPr>
-        <w:pStyle w:val="BodyText"/>
-      </w:pPr>
-      <w:r>
-        <w:t xml:space="preserve">키릴: 했어요. 스피커폰. 크리스티나가 보이코를 녹음했듯이. 우린 그래요. 다 녹음해요.</w:t>
-      </w:r>
-    </w:p>
-    <w:p>
-      <w:pPr>
-        <w:pStyle w:val="BodyText"/>
-      </w:pPr>
-      <w:r>
-        <w:t xml:space="preserve">최: 무서운 사람들. 전부. 좋아요. 대표님께 갑시다. 녹음을 들고.</w:t>
+        <w:t xml:space="preserve">볼코프: 수치를 거절하는 거예요, 돈은 찾으면 되고요. 보론초프, 이상입니다. 행운은 빌지 않겠어요, 그 말은 이제 안 하거든요.</w:t>
+      </w:r>
+    </w:p>
+    <w:p>
+      <w:pPr>
+        <w:pStyle w:val="BodyText"/>
+      </w:pPr>
+      <w:r>
+        <w:t xml:space="preserve">디마: 볼코프가 거절했어요. 설마 우리를 위해서요?</w:t>
+      </w:r>
+    </w:p>
+    <w:p>
+      <w:pPr>
+        <w:pStyle w:val="BodyText"/>
+      </w:pPr>
+      <w:r>
+        <w:t xml:space="preserve">올가: 우리를 위해서가 아니라 자기를 위해서예요. 그게 더 좋아요, 그런 건 1년 뒤에도 안 바뀌니까요.</w:t>
+      </w:r>
+    </w:p>
+    <w:p>
+      <w:pPr>
+        <w:pStyle w:val="BodyText"/>
+      </w:pPr>
+      <w:r>
+        <w:t xml:space="preserve">이리나: 30년 동안 물량을 좇았다고, 증인들 앞에서 자기 입으로 소리 내서 말했어요.</w:t>
+      </w:r>
+    </w:p>
+    <w:p>
+      <w:pPr>
+        <w:pStyle w:val="BodyText"/>
+      </w:pPr>
+      <w:r>
+        <w:t xml:space="preserve">최: 도윤, 대표님께 통역해… 아니, 잠깐. 먼저 이분들께 통역해. 한국어로 말할게, 그게 편해.</w:t>
+      </w:r>
+    </w:p>
+    <w:p>
+      <w:pPr>
+        <w:pStyle w:val="BodyText"/>
+      </w:pPr>
+      <w:r>
+        <w:t xml:space="preserve">도윤: 이렇게 말씀하세요: 「이사회에 세 배 성장이나 새 유통사를 들고 돌아가겠다고 약속했다. 그런데 둘 다 없이 돌아가게 됐다. 20년 만의 첫 실패가 될 거고, 이걸 말하는 게 부끄럽다」.</w:t>
+      </w:r>
+    </w:p>
+    <w:p>
+      <w:pPr>
+        <w:pStyle w:val="BodyText"/>
+      </w:pPr>
+      <w:r>
+        <w:t xml:space="preserve">알렉세이: 최 부사장님, 실패가 아니에요. 강사 다섯 명, 기준을 낮추지 않은 두 배 이상의 성장, 그리고 전화로 녹음된 볼코프의 거절을 들고 돌아가시는 거예요. 여기 가져오신 것보다 많아요. 숫자를 가져오셨지만, 그 숫자가 현실인 이유를 가져가시는 거예요.</w:t>
+      </w:r>
+    </w:p>
+    <w:p>
+      <w:pPr>
+        <w:pStyle w:val="BodyText"/>
+      </w:pPr>
+      <w:r>
+        <w:t xml:space="preserve">최: 잠깐만요, 볼코프를 녹음한 거예요?</w:t>
+      </w:r>
+    </w:p>
+    <w:p>
+      <w:pPr>
+        <w:pStyle w:val="BodyText"/>
+      </w:pPr>
+      <w:r>
+        <w:t xml:space="preserve">키릴: 스피커폰으로 녹음했어요, 예전에 크리스티나가 보이코를 녹음했던 것처럼요. 우린 원래 그래요, 다 녹음해요.</w:t>
+      </w:r>
+    </w:p>
+    <w:p>
+      <w:pPr>
+        <w:pStyle w:val="BodyText"/>
+      </w:pPr>
+      <w:r>
+        <w:t xml:space="preserve">최: 무서운 사람들이네요, 한 명도 빠짐없이. 좋아요, 이 녹음을 들고 대표님께 갑시다.</w:t>
       </w:r>
     </w:p>
     <w:bookmarkEnd w:id="36"/>
@@ -5219,119 +5219,119 @@
         <w:pStyle w:val="FirstParagraph"/>
       </w:pPr>
       <w:r>
-        <w:t xml:space="preserve">알렉세이: 도윤, 영상 통화야? 대표님이셔? 통역해 줘. 다 듣고 있어.</w:t>
-      </w:r>
-    </w:p>
-    <w:p>
-      <w:pPr>
-        <w:pStyle w:val="BodyText"/>
-      </w:pPr>
-      <w:r>
-        <w:t xml:space="preserve">도윤: 이렇게 말씀하셔: 「계획 — 두 배, 확정. 강사 다섯 — 세진 부담. 독점 연장. 프로모션 없음」.</w:t>
-      </w:r>
-    </w:p>
-    <w:p>
-      <w:pPr>
-        <w:pStyle w:val="BodyText"/>
-      </w:pPr>
-      <w:r>
-        <w:t xml:space="preserve">최: 대표님… 여쭤봐도 될까요? 왜 처음부터 말씀 안 하셨어요? 출장 전에?</w:t>
-      </w:r>
-    </w:p>
-    <w:p>
-      <w:pPr>
-        <w:pStyle w:val="BodyText"/>
-      </w:pPr>
-      <w:r>
-        <w:t xml:space="preserve">도윤: 대표님 말씀: 「안 믿었을 테니까. 판지를 직접 보고. 볼코프를 직접 들어야 했다」.</w:t>
-      </w:r>
-    </w:p>
-    <w:p>
-      <w:pPr>
-        <w:pStyle w:val="BodyText"/>
-      </w:pPr>
-      <w:r>
-        <w:t xml:space="preserve">알렉세이: 최 부사장님, 판지 보셨죠. 이제 세 줄이에요.</w:t>
-      </w:r>
-    </w:p>
-    <w:p>
-      <w:pPr>
-        <w:pStyle w:val="BodyText"/>
-      </w:pPr>
-      <w:r>
-        <w:t xml:space="preserve">최: 봤어요. 「자신에게도」. 누구를 위한 거예요?</w:t>
-      </w:r>
-    </w:p>
-    <w:p>
-      <w:pPr>
-        <w:pStyle w:val="BodyText"/>
-      </w:pPr>
-      <w:r>
-        <w:t xml:space="preserve">알렉세이: 저를 위한 거예요. 할머니가 쓰라고 하셨어요. 부사장님께도 해당돼요. 밤에 안 주무시잖아요.</w:t>
-      </w:r>
-    </w:p>
-    <w:p>
-      <w:pPr>
-        <w:pStyle w:val="BodyText"/>
-      </w:pPr>
-      <w:r>
-        <w:t xml:space="preserve">최: 이틀 밤을 못 잤어요. 어떻게 알았어요?</w:t>
-      </w:r>
-    </w:p>
-    <w:p>
-      <w:pPr>
-        <w:pStyle w:val="BodyText"/>
-      </w:pPr>
-      <w:r>
-        <w:t xml:space="preserve">이리나: 밤에 계산하셨잖아요. 직접 말씀하셨어요. 그 전엔 — 비행기에서. 얼굴에 보여요. 난 감사인이에요.</w:t>
-      </w:r>
-    </w:p>
-    <w:p>
-      <w:pPr>
-        <w:pStyle w:val="BodyText"/>
-      </w:pPr>
-      <w:r>
-        <w:t xml:space="preserve">최: 감사인. 무서운 사람. 트카치가 그렇게 말한다던데요.</w:t>
-      </w:r>
-    </w:p>
-    <w:p>
-      <w:pPr>
-        <w:pStyle w:val="BodyText"/>
-      </w:pPr>
-      <w:r>
-        <w:t xml:space="preserve">도윤: 대표님이 하나 더 말씀하셔. 나한테. 통역해도 될까? 나한테 — 개인적인 거야.</w:t>
-      </w:r>
-    </w:p>
-    <w:p>
-      <w:pPr>
-        <w:pStyle w:val="BodyText"/>
-      </w:pPr>
-      <w:r>
-        <w:t xml:space="preserve">알렉세이: 통역해. 여긴 다 우리 사람이야.</w:t>
-      </w:r>
-    </w:p>
-    <w:p>
-      <w:pPr>
-        <w:pStyle w:val="BodyText"/>
-      </w:pPr>
-      <w:r>
-        <w:t xml:space="preserve">도윤: 「도윤, 너는 계속 러시아다. 몽골이 아니라」. 그리고: 「몸 아껴라」. 러시아어로. 직접 러시아어로 말씀하셨어.</w:t>
-      </w:r>
-    </w:p>
-    <w:p>
-      <w:pPr>
-        <w:pStyle w:val="BodyText"/>
-      </w:pPr>
-      <w:r>
-        <w:t xml:space="preserve">알렉세이: 몸 아껴라. 할머니한테 배우셨나?</w:t>
-      </w:r>
-    </w:p>
-    <w:p>
-      <w:pPr>
-        <w:pStyle w:val="BodyText"/>
-      </w:pPr>
-      <w:r>
-        <w:t xml:space="preserve">도윤: 할머니 혈압계한테. 매일 아침 6시. 130에 80.</w:t>
+        <w:t xml:space="preserve">알렉세이: 도윤, 영상 통화야? 대표님이셔? 통역해 줘, 다들 주의 깊게 듣고 있어.</w:t>
+      </w:r>
+    </w:p>
+    <w:p>
+      <w:pPr>
+        <w:pStyle w:val="BodyText"/>
+      </w:pPr>
+      <w:r>
+        <w:t xml:space="preserve">도윤: 이렇게 말씀하셔: 「계획은 두 배로 확정. 강사 다섯은 세진 부담. 독점은 연장. 프로모션은 없음」.</w:t>
+      </w:r>
+    </w:p>
+    <w:p>
+      <w:pPr>
+        <w:pStyle w:val="BodyText"/>
+      </w:pPr>
+      <w:r>
+        <w:t xml:space="preserve">최: 대표님… 여쭤봐도 될까요? 왜 출장 전에 처음부터 말씀해 주지 않으셨어요?</w:t>
+      </w:r>
+    </w:p>
+    <w:p>
+      <w:pPr>
+        <w:pStyle w:val="BodyText"/>
+      </w:pPr>
+      <w:r>
+        <w:t xml:space="preserve">도윤: 대표님 말씀: 「안 믿었을 테니까. 판지를 직접 보고 볼코프를 직접 들어야 했다」.</w:t>
+      </w:r>
+    </w:p>
+    <w:p>
+      <w:pPr>
+        <w:pStyle w:val="BodyText"/>
+      </w:pPr>
+      <w:r>
+        <w:t xml:space="preserve">알렉세이: 최 부사장님, 저희 판지 보셨죠. 이제 거기 세 줄이 있어요.</w:t>
+      </w:r>
+    </w:p>
+    <w:p>
+      <w:pPr>
+        <w:pStyle w:val="BodyText"/>
+      </w:pPr>
+      <w:r>
+        <w:t xml:space="preserve">최: 봤어요, 「자신에게도」. 그 줄은 누구를 위한 거예요?</w:t>
+      </w:r>
+    </w:p>
+    <w:p>
+      <w:pPr>
+        <w:pStyle w:val="BodyText"/>
+      </w:pPr>
+      <w:r>
+        <w:t xml:space="preserve">알렉세이: 저를 위한 거예요, 할머니가 쓰라고 하셨거든요. 하지만 부사장님께도 해당돼요, 부사장님도 밤에 안 주무시잖아요.</w:t>
+      </w:r>
+    </w:p>
+    <w:p>
+      <w:pPr>
+        <w:pStyle w:val="BodyText"/>
+      </w:pPr>
+      <w:r>
+        <w:t xml:space="preserve">최: 이틀 밤을 못 잤어요. 그런데 그걸 어떻게 알았어요?</w:t>
+      </w:r>
+    </w:p>
+    <w:p>
+      <w:pPr>
+        <w:pStyle w:val="BodyText"/>
+      </w:pPr>
+      <w:r>
+        <w:t xml:space="preserve">이리나: 밤에 계산했다고, 그 전엔 비행기에서 계산했다고 직접 말씀하셨어요. 그리고 얼굴에 보여요, 저는 감사인이니까요.</w:t>
+      </w:r>
+    </w:p>
+    <w:p>
+      <w:pPr>
+        <w:pStyle w:val="BodyText"/>
+      </w:pPr>
+      <w:r>
+        <w:t xml:space="preserve">최: 감사인은 무서운 사람이죠. 트카치가 그렇게 말한다던데요.</w:t>
+      </w:r>
+    </w:p>
+    <w:p>
+      <w:pPr>
+        <w:pStyle w:val="BodyText"/>
+      </w:pPr>
+      <w:r>
+        <w:t xml:space="preserve">도윤: 대표님이 하나 더 말씀하셔, 나한테 개인적으로. 통역해도 될까?</w:t>
+      </w:r>
+    </w:p>
+    <w:p>
+      <w:pPr>
+        <w:pStyle w:val="BodyText"/>
+      </w:pPr>
+      <w:r>
+        <w:t xml:space="preserve">알렉세이: 물론 통역해. 여긴 다 우리 사람이야.</w:t>
+      </w:r>
+    </w:p>
+    <w:p>
+      <w:pPr>
+        <w:pStyle w:val="BodyText"/>
+      </w:pPr>
+      <w:r>
+        <w:t xml:space="preserve">도윤: 「도윤, 너는 몽골이 아니라 계속 러시아다」. 그리고 「몸 아껴라」. 이건 대표님이 직접 러시아어로 말씀하셨어.</w:t>
+      </w:r>
+    </w:p>
+    <w:p>
+      <w:pPr>
+        <w:pStyle w:val="BodyText"/>
+      </w:pPr>
+      <w:r>
+        <w:t xml:space="preserve">알렉세이: 「몸 아껴라」? 설마 할머니한테 배우신 거야?</w:t>
+      </w:r>
+    </w:p>
+    <w:p>
+      <w:pPr>
+        <w:pStyle w:val="BodyText"/>
+      </w:pPr>
+      <w:r>
+        <w:t xml:space="preserve">도윤: 할머니 혈압계한테 배우셨지. 매일 아침 6시, 혈압 130에 80.</w:t>
       </w:r>
     </w:p>
     <w:bookmarkEnd w:id="37"/>
